--- a/arb/docx/61.content.docx
+++ b/arb/docx/61.content.docx
@@ -147,13 +147,6 @@
         <w:rPr>
           <w:lang w:val="ar_AE" w:bidi="ar_AE"/>
         </w:rPr>
-      </w:r>
-      <w:r>
-        <w:rPr>
-          <w:i/>
-          <w:lang w:val="ar_AE" w:bidi="ar_AE"/>
-        </w:rPr>
-        <w:t>٢ بطرس ١:١, ٢ بطرس ١:١ (#٢), ٢ بطرس ١: ٣, ٢ بطرس ١: ٣–٤, ٢ بطرس ١: ٥–٧, ٢ بطرس ١: ٩, ٢ بطرس ١: ١٠–١١, ٢ بطرس ١: ١٢–١٤, ٢ بطرس ١: ١٦–١٧, ٢ بطرس ١: ١٩–٢١, ٢ بطرس ٢: ١, ٢ بطرس ٢: ١ (#٢), ٢ بطرس ٢: ١–٣, ٢ بطرس ٢: ٤–٦, ٢ بطرس ٢: ٥, ٢ بطرس ٢: ٩, ٢ بطرس ٢: ١٠–١١, ٢ بطرس ٢: ١٤, ٢ بطرس ٢: ١٥–١٦, ٢ بطرس ٢: ١٩, ٢ بطرس ٢: ٢٠–٢١, ٢ بطرس ٣: ١–٢, ٢ بطرس ٣:٣–٤, ٢ بطرس ٣: ٥–٧, ٢ بطرس ٣: ٩, ٢ بطرس ٣: ١٠, ٢ بطرس ٣: ١١–١٣, ٢ بطرس ٣: ١٥–١٦, ٢ بطرس ٣: ١٧–١٨</w:t>
       </w:r>
       <w:r>
         <w:rPr>

--- a/arb/docx/61.content.docx
+++ b/arb/docx/61.content.docx
@@ -132,21 +132,6 @@
           <w:lang w:val="ar_AE" w:bidi="ar_AE"/>
         </w:rPr>
         <w:t>2PE</w:t>
-      </w:r>
-      <w:r>
-        <w:rPr>
-          <w:lang w:val="ar_AE" w:bidi="ar_AE"/>
-        </w:rPr>
-      </w:r>
-    </w:p>
-    <w:p>
-      <w:pPr>
-        <w:bidi/>
-      </w:pPr>
-      <w:r>
-        <w:rPr>
-          <w:lang w:val="ar_AE" w:bidi="ar_AE"/>
-        </w:rPr>
       </w:r>
       <w:r>
         <w:rPr>

--- a/arb/docx/61.content.docx
+++ b/arb/docx/61.content.docx
@@ -22,7 +22,7 @@
         <w:rPr>
           <w:lang w:val="ar_AE" w:bidi="ar_AE"/>
         </w:rPr>
-        <w:t>Resource: أسئلة الترجمة (unfoldingWord)</w:t>
+        <w:t>Resource: unfoldingWord® Translation Questions</w:t>
       </w:r>
       <w:r>
         <w:rPr>
@@ -91,7 +91,7 @@
         <w:rPr>
           <w:lang w:val="ar_AE" w:bidi="ar_AE"/>
         </w:rPr>
-        <w:t>أسئلة الترجمة (unfoldingWord)</w:t>
+        <w:t>unfoldingWord® Translation Questions</w:t>
       </w:r>
     </w:p>
     <w:p>

--- a/arb/docx/61.content.docx
+++ b/arb/docx/61.content.docx
@@ -9,6 +9,8 @@
       </w:pPr>
       <w:r>
         <w:rPr>
+          <w:rtl/>
+          <w:cs/>
           <w:lang w:val="ar_AE" w:bidi="ar_AE"/>
         </w:rPr>
       </w:r>
@@ -20,64 +22,84 @@
       </w:pPr>
       <w:r>
         <w:rPr>
+          <w:rtl/>
+          <w:cs/>
           <w:lang w:val="ar_AE" w:bidi="ar_AE"/>
         </w:rPr>
         <w:t>Resource: unfoldingWord® Translation Questions</w:t>
       </w:r>
       <w:r>
         <w:rPr>
-          <w:lang w:val="ar_AE" w:bidi="ar_AE"/>
-        </w:rPr>
-      </w:r>
-    </w:p>
-    <w:p>
-      <w:pPr>
-        <w:bidi/>
-      </w:pPr>
-      <w:r>
-        <w:rPr>
+          <w:rtl/>
+          <w:cs/>
+          <w:lang w:val="ar_AE" w:bidi="ar_AE"/>
+        </w:rPr>
+      </w:r>
+    </w:p>
+    <w:p>
+      <w:pPr>
+        <w:bidi/>
+      </w:pPr>
+      <w:r>
+        <w:rPr>
+          <w:rtl/>
+          <w:cs/>
           <w:lang w:val="ar_AE" w:bidi="ar_AE"/>
         </w:rPr>
       </w:r>
       <w:r>
         <w:rPr>
           <w:b/>
+          <w:rtl/>
+          <w:cs/>
           <w:lang w:val="ar_AE" w:bidi="ar_AE"/>
         </w:rPr>
         <w:t>unfoldingWord® Translation Questions</w:t>
       </w:r>
       <w:r>
         <w:rPr>
+          <w:rtl/>
+          <w:cs/>
           <w:lang w:val="ar_AE" w:bidi="ar_AE"/>
         </w:rPr>
         <w:t xml:space="preserve"> © 2022 unfoldingWord. Released under CC BY-SA 4.0 license. </w:t>
       </w:r>
       <w:r>
         <w:rPr>
+          <w:rtl/>
+          <w:cs/>
           <w:lang w:val="ar_AE" w:bidi="ar_AE"/>
         </w:rPr>
         <w:t>unfoldingWord® Translation Questions</w:t>
       </w:r>
       <w:r>
         <w:rPr>
+          <w:rtl/>
+          <w:cs/>
           <w:lang w:val="ar_AE" w:bidi="ar_AE"/>
         </w:rPr>
         <w:t xml:space="preserve"> has been adapted in the following languages: Tok Pisin, Arabic (عربي), French (Français), Hindi (हिंदी), Indonesian (Bahasa Indonesia), Portuguese (Português), Russian (Русский), Spanish (Español), Swahili (Kiswahili), and Simplified Chinese (简体中文) from </w:t>
       </w:r>
       <w:r>
         <w:rPr>
+          <w:rtl/>
+          <w:cs/>
           <w:lang w:val="ar_AE" w:bidi="ar_AE"/>
         </w:rPr>
         <w:t>unfoldingWord® Translation Questions</w:t>
       </w:r>
       <w:r>
         <w:rPr>
+          <w:rtl/>
+          <w:cs/>
           <w:lang w:val="ar_AE" w:bidi="ar_AE"/>
         </w:rPr>
         <w:t xml:space="preserve"> © 2022 unfoldingWord. Released under CC BY-SA 4.0 license by Mission Mutual</w:t>
       </w:r>
       <w:r>
         <w:rPr>
+          <w:rtl/>
+          <w:cs/>
           <w:lang w:val="ar_AE" w:bidi="ar_AE"/>
         </w:rPr>
       </w:r>
@@ -89,6 +111,8 @@
       </w:pPr>
       <w:r>
         <w:rPr>
+          <w:rtl/>
+          <w:cs/>
           <w:lang w:val="ar_AE" w:bidi="ar_AE"/>
         </w:rPr>
         <w:t>unfoldingWord® Translation Questions</w:t>
@@ -118,6 +142,8 @@
       </w:pPr>
       <w:r>
         <w:rPr>
+          <w:rtl/>
+          <w:cs/>
           <w:lang w:val="ar_AE" w:bidi="ar_AE"/>
         </w:rPr>
       </w:r>
@@ -129,38 +155,50 @@
       </w:pPr>
       <w:r>
         <w:rPr>
+          <w:rtl/>
+          <w:cs/>
           <w:lang w:val="ar_AE" w:bidi="ar_AE"/>
         </w:rPr>
         <w:t>2PE</w:t>
       </w:r>
       <w:r>
         <w:rPr>
-          <w:lang w:val="ar_AE" w:bidi="ar_AE"/>
-        </w:rPr>
-      </w:r>
-    </w:p>
-    <w:p>
-      <w:pPr>
-        <w:bidi/>
-      </w:pPr>
-      <w:r>
-        <w:rPr>
-          <w:lang w:val="ar_AE" w:bidi="ar_AE"/>
-        </w:rPr>
-      </w:r>
-      <w:r>
-        <w:rPr>
+          <w:rtl/>
+          <w:cs/>
+          <w:lang w:val="ar_AE" w:bidi="ar_AE"/>
+        </w:rPr>
+      </w:r>
+    </w:p>
+    <w:p>
+      <w:pPr>
+        <w:bidi/>
+      </w:pPr>
+      <w:r>
+        <w:rPr>
+          <w:rtl/>
+          <w:cs/>
+          <w:lang w:val="ar_AE" w:bidi="ar_AE"/>
+        </w:rPr>
+      </w:r>
+      <w:r>
+        <w:rPr>
+          <w:rtl/>
+          <w:cs/>
           <w:lang w:val="ar_AE" w:bidi="ar_AE"/>
         </w:rPr>
         <w:t xml:space="preserve"> </w:t>
       </w:r>
       <w:r>
         <w:rPr>
-          <w:lang w:val="ar_AE" w:bidi="ar_AE"/>
-        </w:rPr>
-      </w:r>
-      <w:r>
-        <w:rPr>
+          <w:rtl/>
+          <w:cs/>
+          <w:lang w:val="ar_AE" w:bidi="ar_AE"/>
+        </w:rPr>
+      </w:r>
+      <w:r>
+        <w:rPr>
+          <w:rtl/>
+          <w:cs/>
           <w:lang w:val="ar_AE" w:bidi="ar_AE"/>
         </w:rPr>
       </w:r>
@@ -186,6 +224,8 @@
       </w:pPr>
       <w:r>
         <w:rPr>
+          <w:rtl/>
+          <w:cs/>
           <w:lang w:val="ar_AE" w:bidi="ar_AE"/>
         </w:rPr>
       </w:r>
@@ -197,28 +237,36 @@
       </w:pPr>
       <w:r>
         <w:rPr>
+          <w:rtl/>
+          <w:cs/>
           <w:lang w:val="ar_AE" w:bidi="ar_AE"/>
         </w:rPr>
         <w:t>٢ بطرس ١:١</w:t>
       </w:r>
       <w:r>
         <w:rPr>
-          <w:lang w:val="ar_AE" w:bidi="ar_AE"/>
-        </w:rPr>
-      </w:r>
-    </w:p>
-    <w:p>
-      <w:pPr>
-        <w:bidi/>
-      </w:pPr>
-      <w:r>
-        <w:rPr>
+          <w:rtl/>
+          <w:cs/>
+          <w:lang w:val="ar_AE" w:bidi="ar_AE"/>
+        </w:rPr>
+      </w:r>
+    </w:p>
+    <w:p>
+      <w:pPr>
+        <w:bidi/>
+      </w:pPr>
+      <w:r>
+        <w:rPr>
+          <w:rtl/>
+          <w:cs/>
           <w:lang w:val="ar_AE" w:bidi="ar_AE"/>
         </w:rPr>
       </w:r>
       <w:r>
         <w:rPr>
           <w:b/>
+          <w:rtl/>
+          <w:cs/>
           <w:lang w:val="ar_AE" w:bidi="ar_AE"/>
         </w:rPr>
         <w:t>مَن كتبَ رسالة بطرس الثانية؟</w:t>
@@ -230,32 +278,42 @@
       </w:pPr>
       <w:r>
         <w:rPr>
-          <w:lang w:val="ar_AE" w:bidi="ar_AE"/>
-        </w:rPr>
-      </w:r>
-      <w:r>
-        <w:rPr>
+          <w:rtl/>
+          <w:cs/>
+          <w:lang w:val="ar_AE" w:bidi="ar_AE"/>
+        </w:rPr>
+      </w:r>
+      <w:r>
+        <w:rPr>
+          <w:rtl/>
+          <w:cs/>
           <w:lang w:val="ar_AE" w:bidi="ar_AE"/>
         </w:rPr>
         <w:t>سِمْعَان بطْرس، عبد ورسول يَسوع ٱلْمَسِيحِ، كتبَ الرسالة أو السِفر الذي ندعوه بطْرس الثانية.</w:t>
       </w:r>
       <w:r>
         <w:rPr>
-          <w:lang w:val="ar_AE" w:bidi="ar_AE"/>
-        </w:rPr>
-      </w:r>
-      <w:r>
-        <w:rPr>
-          <w:lang w:val="ar_AE" w:bidi="ar_AE"/>
-        </w:rPr>
-      </w:r>
-    </w:p>
-    <w:p>
-      <w:pPr>
-        <w:bidi/>
-      </w:pPr>
-      <w:r>
-        <w:rPr>
+          <w:rtl/>
+          <w:cs/>
+          <w:lang w:val="ar_AE" w:bidi="ar_AE"/>
+        </w:rPr>
+      </w:r>
+      <w:r>
+        <w:rPr>
+          <w:rtl/>
+          <w:cs/>
+          <w:lang w:val="ar_AE" w:bidi="ar_AE"/>
+        </w:rPr>
+      </w:r>
+    </w:p>
+    <w:p>
+      <w:pPr>
+        <w:bidi/>
+      </w:pPr>
+      <w:r>
+        <w:rPr>
+          <w:rtl/>
+          <w:cs/>
           <w:lang w:val="ar_AE" w:bidi="ar_AE"/>
         </w:rPr>
       </w:r>
@@ -267,28 +325,36 @@
       </w:pPr>
       <w:r>
         <w:rPr>
+          <w:rtl/>
+          <w:cs/>
           <w:lang w:val="ar_AE" w:bidi="ar_AE"/>
         </w:rPr>
         <w:t>٢ بطرس ١:١ (#٢)</w:t>
       </w:r>
       <w:r>
         <w:rPr>
-          <w:lang w:val="ar_AE" w:bidi="ar_AE"/>
-        </w:rPr>
-      </w:r>
-    </w:p>
-    <w:p>
-      <w:pPr>
-        <w:bidi/>
-      </w:pPr>
-      <w:r>
-        <w:rPr>
+          <w:rtl/>
+          <w:cs/>
+          <w:lang w:val="ar_AE" w:bidi="ar_AE"/>
+        </w:rPr>
+      </w:r>
+    </w:p>
+    <w:p>
+      <w:pPr>
+        <w:bidi/>
+      </w:pPr>
+      <w:r>
+        <w:rPr>
+          <w:rtl/>
+          <w:cs/>
           <w:lang w:val="ar_AE" w:bidi="ar_AE"/>
         </w:rPr>
       </w:r>
       <w:r>
         <w:rPr>
           <w:b/>
+          <w:rtl/>
+          <w:cs/>
           <w:lang w:val="ar_AE" w:bidi="ar_AE"/>
         </w:rPr>
         <w:t>لمَن كتبَ بطْرس؟</w:t>
@@ -300,32 +366,42 @@
       </w:pPr>
       <w:r>
         <w:rPr>
-          <w:lang w:val="ar_AE" w:bidi="ar_AE"/>
-        </w:rPr>
-      </w:r>
-      <w:r>
-        <w:rPr>
+          <w:rtl/>
+          <w:cs/>
+          <w:lang w:val="ar_AE" w:bidi="ar_AE"/>
+        </w:rPr>
+      </w:r>
+      <w:r>
+        <w:rPr>
+          <w:rtl/>
+          <w:cs/>
           <w:lang w:val="ar_AE" w:bidi="ar_AE"/>
         </w:rPr>
         <w:t>كتب بطْرس إلى الذين قبِلوا الإيمان الثمين ذاته.</w:t>
       </w:r>
       <w:r>
         <w:rPr>
-          <w:lang w:val="ar_AE" w:bidi="ar_AE"/>
-        </w:rPr>
-      </w:r>
-      <w:r>
-        <w:rPr>
-          <w:lang w:val="ar_AE" w:bidi="ar_AE"/>
-        </w:rPr>
-      </w:r>
-    </w:p>
-    <w:p>
-      <w:pPr>
-        <w:bidi/>
-      </w:pPr>
-      <w:r>
-        <w:rPr>
+          <w:rtl/>
+          <w:cs/>
+          <w:lang w:val="ar_AE" w:bidi="ar_AE"/>
+        </w:rPr>
+      </w:r>
+      <w:r>
+        <w:rPr>
+          <w:rtl/>
+          <w:cs/>
+          <w:lang w:val="ar_AE" w:bidi="ar_AE"/>
+        </w:rPr>
+      </w:r>
+    </w:p>
+    <w:p>
+      <w:pPr>
+        <w:bidi/>
+      </w:pPr>
+      <w:r>
+        <w:rPr>
+          <w:rtl/>
+          <w:cs/>
           <w:lang w:val="ar_AE" w:bidi="ar_AE"/>
         </w:rPr>
       </w:r>
@@ -337,28 +413,36 @@
       </w:pPr>
       <w:r>
         <w:rPr>
+          <w:rtl/>
+          <w:cs/>
           <w:lang w:val="ar_AE" w:bidi="ar_AE"/>
         </w:rPr>
         <w:t>٢ بطرس ١: ٣</w:t>
       </w:r>
       <w:r>
         <w:rPr>
-          <w:lang w:val="ar_AE" w:bidi="ar_AE"/>
-        </w:rPr>
-      </w:r>
-    </w:p>
-    <w:p>
-      <w:pPr>
-        <w:bidi/>
-      </w:pPr>
-      <w:r>
-        <w:rPr>
+          <w:rtl/>
+          <w:cs/>
+          <w:lang w:val="ar_AE" w:bidi="ar_AE"/>
+        </w:rPr>
+      </w:r>
+    </w:p>
+    <w:p>
+      <w:pPr>
+        <w:bidi/>
+      </w:pPr>
+      <w:r>
+        <w:rPr>
+          <w:rtl/>
+          <w:cs/>
           <w:lang w:val="ar_AE" w:bidi="ar_AE"/>
         </w:rPr>
       </w:r>
       <w:r>
         <w:rPr>
           <w:b/>
+          <w:rtl/>
+          <w:cs/>
           <w:lang w:val="ar_AE" w:bidi="ar_AE"/>
         </w:rPr>
         <w:t>كيف وُهِبَتْ كل الأشياء ذات القدرة الإلهية المُعطية الحياة والتقوى لكل مِن بطْرس ومَن قبلوا الإيمان؟</w:t>
@@ -370,32 +454,42 @@
       </w:pPr>
       <w:r>
         <w:rPr>
-          <w:lang w:val="ar_AE" w:bidi="ar_AE"/>
-        </w:rPr>
-      </w:r>
-      <w:r>
-        <w:rPr>
+          <w:rtl/>
+          <w:cs/>
+          <w:lang w:val="ar_AE" w:bidi="ar_AE"/>
+        </w:rPr>
+      </w:r>
+      <w:r>
+        <w:rPr>
+          <w:rtl/>
+          <w:cs/>
           <w:lang w:val="ar_AE" w:bidi="ar_AE"/>
         </w:rPr>
         <w:t>لقد وُهبَتْ لهم مِن خلال معرفة ٱللهِ.</w:t>
       </w:r>
       <w:r>
         <w:rPr>
-          <w:lang w:val="ar_AE" w:bidi="ar_AE"/>
-        </w:rPr>
-      </w:r>
-      <w:r>
-        <w:rPr>
-          <w:lang w:val="ar_AE" w:bidi="ar_AE"/>
-        </w:rPr>
-      </w:r>
-    </w:p>
-    <w:p>
-      <w:pPr>
-        <w:bidi/>
-      </w:pPr>
-      <w:r>
-        <w:rPr>
+          <w:rtl/>
+          <w:cs/>
+          <w:lang w:val="ar_AE" w:bidi="ar_AE"/>
+        </w:rPr>
+      </w:r>
+      <w:r>
+        <w:rPr>
+          <w:rtl/>
+          <w:cs/>
+          <w:lang w:val="ar_AE" w:bidi="ar_AE"/>
+        </w:rPr>
+      </w:r>
+    </w:p>
+    <w:p>
+      <w:pPr>
+        <w:bidi/>
+      </w:pPr>
+      <w:r>
+        <w:rPr>
+          <w:rtl/>
+          <w:cs/>
           <w:lang w:val="ar_AE" w:bidi="ar_AE"/>
         </w:rPr>
       </w:r>
@@ -407,28 +501,36 @@
       </w:pPr>
       <w:r>
         <w:rPr>
+          <w:rtl/>
+          <w:cs/>
           <w:lang w:val="ar_AE" w:bidi="ar_AE"/>
         </w:rPr>
         <w:t>٢ بطرس ١: ٣–٤</w:t>
       </w:r>
       <w:r>
         <w:rPr>
-          <w:lang w:val="ar_AE" w:bidi="ar_AE"/>
-        </w:rPr>
-      </w:r>
-    </w:p>
-    <w:p>
-      <w:pPr>
-        <w:bidi/>
-      </w:pPr>
-      <w:r>
-        <w:rPr>
+          <w:rtl/>
+          <w:cs/>
+          <w:lang w:val="ar_AE" w:bidi="ar_AE"/>
+        </w:rPr>
+      </w:r>
+    </w:p>
+    <w:p>
+      <w:pPr>
+        <w:bidi/>
+      </w:pPr>
+      <w:r>
+        <w:rPr>
+          <w:rtl/>
+          <w:cs/>
           <w:lang w:val="ar_AE" w:bidi="ar_AE"/>
         </w:rPr>
       </w:r>
       <w:r>
         <w:rPr>
           <w:b/>
+          <w:rtl/>
+          <w:cs/>
           <w:lang w:val="ar_AE" w:bidi="ar_AE"/>
         </w:rPr>
         <w:t>لماذا أعطى ٱلله بطرس ومَن قبلوا الإيمان كل أمور القدرة الإلهية الواهبة الحياة والتقوى ومعها المواعيد العُظمى الثمينة؟</w:t>
@@ -440,32 +542,42 @@
       </w:pPr>
       <w:r>
         <w:rPr>
-          <w:lang w:val="ar_AE" w:bidi="ar_AE"/>
-        </w:rPr>
-      </w:r>
-      <w:r>
-        <w:rPr>
+          <w:rtl/>
+          <w:cs/>
+          <w:lang w:val="ar_AE" w:bidi="ar_AE"/>
+        </w:rPr>
+      </w:r>
+      <w:r>
+        <w:rPr>
+          <w:rtl/>
+          <w:cs/>
           <w:lang w:val="ar_AE" w:bidi="ar_AE"/>
         </w:rPr>
         <w:t>لقد فعلَ ذلك حتى يكونوا شركاء في الطبيعة الإلهية.</w:t>
       </w:r>
       <w:r>
         <w:rPr>
-          <w:lang w:val="ar_AE" w:bidi="ar_AE"/>
-        </w:rPr>
-      </w:r>
-      <w:r>
-        <w:rPr>
-          <w:lang w:val="ar_AE" w:bidi="ar_AE"/>
-        </w:rPr>
-      </w:r>
-    </w:p>
-    <w:p>
-      <w:pPr>
-        <w:bidi/>
-      </w:pPr>
-      <w:r>
-        <w:rPr>
+          <w:rtl/>
+          <w:cs/>
+          <w:lang w:val="ar_AE" w:bidi="ar_AE"/>
+        </w:rPr>
+      </w:r>
+      <w:r>
+        <w:rPr>
+          <w:rtl/>
+          <w:cs/>
+          <w:lang w:val="ar_AE" w:bidi="ar_AE"/>
+        </w:rPr>
+      </w:r>
+    </w:p>
+    <w:p>
+      <w:pPr>
+        <w:bidi/>
+      </w:pPr>
+      <w:r>
+        <w:rPr>
+          <w:rtl/>
+          <w:cs/>
           <w:lang w:val="ar_AE" w:bidi="ar_AE"/>
         </w:rPr>
       </w:r>
@@ -477,28 +589,36 @@
       </w:pPr>
       <w:r>
         <w:rPr>
+          <w:rtl/>
+          <w:cs/>
           <w:lang w:val="ar_AE" w:bidi="ar_AE"/>
         </w:rPr>
         <w:t>٢ بطرس ١: ٥–٧</w:t>
       </w:r>
       <w:r>
         <w:rPr>
-          <w:lang w:val="ar_AE" w:bidi="ar_AE"/>
-        </w:rPr>
-      </w:r>
-    </w:p>
-    <w:p>
-      <w:pPr>
-        <w:bidi/>
-      </w:pPr>
-      <w:r>
-        <w:rPr>
+          <w:rtl/>
+          <w:cs/>
+          <w:lang w:val="ar_AE" w:bidi="ar_AE"/>
+        </w:rPr>
+      </w:r>
+    </w:p>
+    <w:p>
+      <w:pPr>
+        <w:bidi/>
+      </w:pPr>
+      <w:r>
+        <w:rPr>
+          <w:rtl/>
+          <w:cs/>
           <w:lang w:val="ar_AE" w:bidi="ar_AE"/>
         </w:rPr>
       </w:r>
       <w:r>
         <w:rPr>
           <w:b/>
+          <w:rtl/>
+          <w:cs/>
           <w:lang w:val="ar_AE" w:bidi="ar_AE"/>
         </w:rPr>
         <w:t>ما الذي كان من المُفترض أن يكتسبه مَن قبلوا الإيمان، في نهاية الأمر، بواسطة إيمانهم؟</w:t>
@@ -510,32 +630,42 @@
       </w:pPr>
       <w:r>
         <w:rPr>
-          <w:lang w:val="ar_AE" w:bidi="ar_AE"/>
-        </w:rPr>
-      </w:r>
-      <w:r>
-        <w:rPr>
+          <w:rtl/>
+          <w:cs/>
+          <w:lang w:val="ar_AE" w:bidi="ar_AE"/>
+        </w:rPr>
+      </w:r>
+      <w:r>
+        <w:rPr>
+          <w:rtl/>
+          <w:cs/>
           <w:lang w:val="ar_AE" w:bidi="ar_AE"/>
         </w:rPr>
         <w:t>كان مِن المُفترض أن يكتسبوا المحبة في النهاية بواسطة إيمانهم.</w:t>
       </w:r>
       <w:r>
         <w:rPr>
-          <w:lang w:val="ar_AE" w:bidi="ar_AE"/>
-        </w:rPr>
-      </w:r>
-      <w:r>
-        <w:rPr>
-          <w:lang w:val="ar_AE" w:bidi="ar_AE"/>
-        </w:rPr>
-      </w:r>
-    </w:p>
-    <w:p>
-      <w:pPr>
-        <w:bidi/>
-      </w:pPr>
-      <w:r>
-        <w:rPr>
+          <w:rtl/>
+          <w:cs/>
+          <w:lang w:val="ar_AE" w:bidi="ar_AE"/>
+        </w:rPr>
+      </w:r>
+      <w:r>
+        <w:rPr>
+          <w:rtl/>
+          <w:cs/>
+          <w:lang w:val="ar_AE" w:bidi="ar_AE"/>
+        </w:rPr>
+      </w:r>
+    </w:p>
+    <w:p>
+      <w:pPr>
+        <w:bidi/>
+      </w:pPr>
+      <w:r>
+        <w:rPr>
+          <w:rtl/>
+          <w:cs/>
           <w:lang w:val="ar_AE" w:bidi="ar_AE"/>
         </w:rPr>
       </w:r>
@@ -547,28 +677,36 @@
       </w:pPr>
       <w:r>
         <w:rPr>
+          <w:rtl/>
+          <w:cs/>
           <w:lang w:val="ar_AE" w:bidi="ar_AE"/>
         </w:rPr>
         <w:t>٢ بطرس ١: ٩</w:t>
       </w:r>
       <w:r>
         <w:rPr>
-          <w:lang w:val="ar_AE" w:bidi="ar_AE"/>
-        </w:rPr>
-      </w:r>
-    </w:p>
-    <w:p>
-      <w:pPr>
-        <w:bidi/>
-      </w:pPr>
-      <w:r>
-        <w:rPr>
+          <w:rtl/>
+          <w:cs/>
+          <w:lang w:val="ar_AE" w:bidi="ar_AE"/>
+        </w:rPr>
+      </w:r>
+    </w:p>
+    <w:p>
+      <w:pPr>
+        <w:bidi/>
+      </w:pPr>
+      <w:r>
+        <w:rPr>
+          <w:rtl/>
+          <w:cs/>
           <w:lang w:val="ar_AE" w:bidi="ar_AE"/>
         </w:rPr>
       </w:r>
       <w:r>
         <w:rPr>
           <w:b/>
+          <w:rtl/>
+          <w:cs/>
           <w:lang w:val="ar_AE" w:bidi="ar_AE"/>
         </w:rPr>
         <w:t>ماذا نسيَ الشخص الأعمى روحيًا؟</w:t>
@@ -580,32 +718,42 @@
       </w:pPr>
       <w:r>
         <w:rPr>
-          <w:lang w:val="ar_AE" w:bidi="ar_AE"/>
-        </w:rPr>
-      </w:r>
-      <w:r>
-        <w:rPr>
+          <w:rtl/>
+          <w:cs/>
+          <w:lang w:val="ar_AE" w:bidi="ar_AE"/>
+        </w:rPr>
+      </w:r>
+      <w:r>
+        <w:rPr>
+          <w:rtl/>
+          <w:cs/>
           <w:lang w:val="ar_AE" w:bidi="ar_AE"/>
         </w:rPr>
         <w:t>نسيَ التطهير من خطاياه القديمة.</w:t>
       </w:r>
       <w:r>
         <w:rPr>
-          <w:lang w:val="ar_AE" w:bidi="ar_AE"/>
-        </w:rPr>
-      </w:r>
-      <w:r>
-        <w:rPr>
-          <w:lang w:val="ar_AE" w:bidi="ar_AE"/>
-        </w:rPr>
-      </w:r>
-    </w:p>
-    <w:p>
-      <w:pPr>
-        <w:bidi/>
-      </w:pPr>
-      <w:r>
-        <w:rPr>
+          <w:rtl/>
+          <w:cs/>
+          <w:lang w:val="ar_AE" w:bidi="ar_AE"/>
+        </w:rPr>
+      </w:r>
+      <w:r>
+        <w:rPr>
+          <w:rtl/>
+          <w:cs/>
+          <w:lang w:val="ar_AE" w:bidi="ar_AE"/>
+        </w:rPr>
+      </w:r>
+    </w:p>
+    <w:p>
+      <w:pPr>
+        <w:bidi/>
+      </w:pPr>
+      <w:r>
+        <w:rPr>
+          <w:rtl/>
+          <w:cs/>
           <w:lang w:val="ar_AE" w:bidi="ar_AE"/>
         </w:rPr>
       </w:r>
@@ -617,28 +765,36 @@
       </w:pPr>
       <w:r>
         <w:rPr>
+          <w:rtl/>
+          <w:cs/>
           <w:lang w:val="ar_AE" w:bidi="ar_AE"/>
         </w:rPr>
         <w:t>٢ بطرس ١: ١٠–١١</w:t>
       </w:r>
       <w:r>
         <w:rPr>
-          <w:lang w:val="ar_AE" w:bidi="ar_AE"/>
-        </w:rPr>
-      </w:r>
-    </w:p>
-    <w:p>
-      <w:pPr>
-        <w:bidi/>
-      </w:pPr>
-      <w:r>
-        <w:rPr>
+          <w:rtl/>
+          <w:cs/>
+          <w:lang w:val="ar_AE" w:bidi="ar_AE"/>
+        </w:rPr>
+      </w:r>
+    </w:p>
+    <w:p>
+      <w:pPr>
+        <w:bidi/>
+      </w:pPr>
+      <w:r>
+        <w:rPr>
+          <w:rtl/>
+          <w:cs/>
           <w:lang w:val="ar_AE" w:bidi="ar_AE"/>
         </w:rPr>
       </w:r>
       <w:r>
         <w:rPr>
           <w:b/>
+          <w:rtl/>
+          <w:cs/>
           <w:lang w:val="ar_AE" w:bidi="ar_AE"/>
         </w:rPr>
         <w:t>إذا بذلَ الإخوة قُصارى جهدهم لجعل دعوتهم واختيارهم ثابتَيْن، ماذا سيحدث؟</w:t>
@@ -650,32 +806,42 @@
       </w:pPr>
       <w:r>
         <w:rPr>
-          <w:lang w:val="ar_AE" w:bidi="ar_AE"/>
-        </w:rPr>
-      </w:r>
-      <w:r>
-        <w:rPr>
+          <w:rtl/>
+          <w:cs/>
+          <w:lang w:val="ar_AE" w:bidi="ar_AE"/>
+        </w:rPr>
+      </w:r>
+      <w:r>
+        <w:rPr>
+          <w:rtl/>
+          <w:cs/>
           <w:lang w:val="ar_AE" w:bidi="ar_AE"/>
         </w:rPr>
         <w:t>لن يتعثروا وسيُمنَح لهم دخولًا إلى مملكة ربهم ومخلصهم يَسوع ٱلْمَسِيحِ الأبدية.</w:t>
       </w:r>
       <w:r>
         <w:rPr>
-          <w:lang w:val="ar_AE" w:bidi="ar_AE"/>
-        </w:rPr>
-      </w:r>
-      <w:r>
-        <w:rPr>
-          <w:lang w:val="ar_AE" w:bidi="ar_AE"/>
-        </w:rPr>
-      </w:r>
-    </w:p>
-    <w:p>
-      <w:pPr>
-        <w:bidi/>
-      </w:pPr>
-      <w:r>
-        <w:rPr>
+          <w:rtl/>
+          <w:cs/>
+          <w:lang w:val="ar_AE" w:bidi="ar_AE"/>
+        </w:rPr>
+      </w:r>
+      <w:r>
+        <w:rPr>
+          <w:rtl/>
+          <w:cs/>
+          <w:lang w:val="ar_AE" w:bidi="ar_AE"/>
+        </w:rPr>
+      </w:r>
+    </w:p>
+    <w:p>
+      <w:pPr>
+        <w:bidi/>
+      </w:pPr>
+      <w:r>
+        <w:rPr>
+          <w:rtl/>
+          <w:cs/>
           <w:lang w:val="ar_AE" w:bidi="ar_AE"/>
         </w:rPr>
       </w:r>
@@ -687,28 +853,36 @@
       </w:pPr>
       <w:r>
         <w:rPr>
+          <w:rtl/>
+          <w:cs/>
           <w:lang w:val="ar_AE" w:bidi="ar_AE"/>
         </w:rPr>
         <w:t>٢ بطرس ١: ١٢–١٤</w:t>
       </w:r>
       <w:r>
         <w:rPr>
-          <w:lang w:val="ar_AE" w:bidi="ar_AE"/>
-        </w:rPr>
-      </w:r>
-    </w:p>
-    <w:p>
-      <w:pPr>
-        <w:bidi/>
-      </w:pPr>
-      <w:r>
-        <w:rPr>
+          <w:rtl/>
+          <w:cs/>
+          <w:lang w:val="ar_AE" w:bidi="ar_AE"/>
+        </w:rPr>
+      </w:r>
+    </w:p>
+    <w:p>
+      <w:pPr>
+        <w:bidi/>
+      </w:pPr>
+      <w:r>
+        <w:rPr>
+          <w:rtl/>
+          <w:cs/>
           <w:lang w:val="ar_AE" w:bidi="ar_AE"/>
         </w:rPr>
       </w:r>
       <w:r>
         <w:rPr>
           <w:b/>
+          <w:rtl/>
+          <w:cs/>
           <w:lang w:val="ar_AE" w:bidi="ar_AE"/>
         </w:rPr>
         <w:t>لماذا اعتقد بطْرس أنه من الصواب تذكير الإخوة بهذه الأمور؟</w:t>
@@ -720,32 +894,42 @@
       </w:pPr>
       <w:r>
         <w:rPr>
-          <w:lang w:val="ar_AE" w:bidi="ar_AE"/>
-        </w:rPr>
-      </w:r>
-      <w:r>
-        <w:rPr>
+          <w:rtl/>
+          <w:cs/>
+          <w:lang w:val="ar_AE" w:bidi="ar_AE"/>
+        </w:rPr>
+      </w:r>
+      <w:r>
+        <w:rPr>
+          <w:rtl/>
+          <w:cs/>
           <w:lang w:val="ar_AE" w:bidi="ar_AE"/>
         </w:rPr>
         <w:t>لأنَّ ربهم يَسوع ٱلْمَسِيحِ قد أظهر له أنه سيزيل خيمته قريبًا.</w:t>
       </w:r>
       <w:r>
         <w:rPr>
-          <w:lang w:val="ar_AE" w:bidi="ar_AE"/>
-        </w:rPr>
-      </w:r>
-      <w:r>
-        <w:rPr>
-          <w:lang w:val="ar_AE" w:bidi="ar_AE"/>
-        </w:rPr>
-      </w:r>
-    </w:p>
-    <w:p>
-      <w:pPr>
-        <w:bidi/>
-      </w:pPr>
-      <w:r>
-        <w:rPr>
+          <w:rtl/>
+          <w:cs/>
+          <w:lang w:val="ar_AE" w:bidi="ar_AE"/>
+        </w:rPr>
+      </w:r>
+      <w:r>
+        <w:rPr>
+          <w:rtl/>
+          <w:cs/>
+          <w:lang w:val="ar_AE" w:bidi="ar_AE"/>
+        </w:rPr>
+      </w:r>
+    </w:p>
+    <w:p>
+      <w:pPr>
+        <w:bidi/>
+      </w:pPr>
+      <w:r>
+        <w:rPr>
+          <w:rtl/>
+          <w:cs/>
           <w:lang w:val="ar_AE" w:bidi="ar_AE"/>
         </w:rPr>
       </w:r>
@@ -757,28 +941,36 @@
       </w:pPr>
       <w:r>
         <w:rPr>
+          <w:rtl/>
+          <w:cs/>
           <w:lang w:val="ar_AE" w:bidi="ar_AE"/>
         </w:rPr>
         <w:t>٢ بطرس ١: ١٦–١٧</w:t>
       </w:r>
       <w:r>
         <w:rPr>
-          <w:lang w:val="ar_AE" w:bidi="ar_AE"/>
-        </w:rPr>
-      </w:r>
-    </w:p>
-    <w:p>
-      <w:pPr>
-        <w:bidi/>
-      </w:pPr>
-      <w:r>
-        <w:rPr>
+          <w:rtl/>
+          <w:cs/>
+          <w:lang w:val="ar_AE" w:bidi="ar_AE"/>
+        </w:rPr>
+      </w:r>
+    </w:p>
+    <w:p>
+      <w:pPr>
+        <w:bidi/>
+      </w:pPr>
+      <w:r>
+        <w:rPr>
+          <w:rtl/>
+          <w:cs/>
           <w:lang w:val="ar_AE" w:bidi="ar_AE"/>
         </w:rPr>
       </w:r>
       <w:r>
         <w:rPr>
           <w:b/>
+          <w:rtl/>
+          <w:cs/>
           <w:lang w:val="ar_AE" w:bidi="ar_AE"/>
         </w:rPr>
         <w:t>ماذا رأى أولئك الذين كانوا شهود عيان عظمة يسوع؟</w:t>
@@ -790,32 +982,42 @@
       </w:pPr>
       <w:r>
         <w:rPr>
-          <w:lang w:val="ar_AE" w:bidi="ar_AE"/>
-        </w:rPr>
-      </w:r>
-      <w:r>
-        <w:rPr>
+          <w:rtl/>
+          <w:cs/>
+          <w:lang w:val="ar_AE" w:bidi="ar_AE"/>
+        </w:rPr>
+      </w:r>
+      <w:r>
+        <w:rPr>
+          <w:rtl/>
+          <w:cs/>
           <w:lang w:val="ar_AE" w:bidi="ar_AE"/>
         </w:rPr>
         <w:t>لقد رأوا أنه قبِلَ كرامة ومجدًا من ٱللهِ ٱلْآبِ.</w:t>
       </w:r>
       <w:r>
         <w:rPr>
-          <w:lang w:val="ar_AE" w:bidi="ar_AE"/>
-        </w:rPr>
-      </w:r>
-      <w:r>
-        <w:rPr>
-          <w:lang w:val="ar_AE" w:bidi="ar_AE"/>
-        </w:rPr>
-      </w:r>
-    </w:p>
-    <w:p>
-      <w:pPr>
-        <w:bidi/>
-      </w:pPr>
-      <w:r>
-        <w:rPr>
+          <w:rtl/>
+          <w:cs/>
+          <w:lang w:val="ar_AE" w:bidi="ar_AE"/>
+        </w:rPr>
+      </w:r>
+      <w:r>
+        <w:rPr>
+          <w:rtl/>
+          <w:cs/>
+          <w:lang w:val="ar_AE" w:bidi="ar_AE"/>
+        </w:rPr>
+      </w:r>
+    </w:p>
+    <w:p>
+      <w:pPr>
+        <w:bidi/>
+      </w:pPr>
+      <w:r>
+        <w:rPr>
+          <w:rtl/>
+          <w:cs/>
           <w:lang w:val="ar_AE" w:bidi="ar_AE"/>
         </w:rPr>
       </w:r>
@@ -827,28 +1029,36 @@
       </w:pPr>
       <w:r>
         <w:rPr>
+          <w:rtl/>
+          <w:cs/>
           <w:lang w:val="ar_AE" w:bidi="ar_AE"/>
         </w:rPr>
         <w:t>٢ بطرس ١: ١٩–٢١</w:t>
       </w:r>
       <w:r>
         <w:rPr>
-          <w:lang w:val="ar_AE" w:bidi="ar_AE"/>
-        </w:rPr>
-      </w:r>
-    </w:p>
-    <w:p>
-      <w:pPr>
-        <w:bidi/>
-      </w:pPr>
-      <w:r>
-        <w:rPr>
+          <w:rtl/>
+          <w:cs/>
+          <w:lang w:val="ar_AE" w:bidi="ar_AE"/>
+        </w:rPr>
+      </w:r>
+    </w:p>
+    <w:p>
+      <w:pPr>
+        <w:bidi/>
+      </w:pPr>
+      <w:r>
+        <w:rPr>
+          <w:rtl/>
+          <w:cs/>
           <w:lang w:val="ar_AE" w:bidi="ar_AE"/>
         </w:rPr>
       </w:r>
       <w:r>
         <w:rPr>
           <w:b/>
+          <w:rtl/>
+          <w:cs/>
           <w:lang w:val="ar_AE" w:bidi="ar_AE"/>
         </w:rPr>
         <w:t>كيف يمكننا التأكُّد من أنَّ الكلمة النبوية ثابتة؟</w:t>
@@ -860,32 +1070,42 @@
       </w:pPr>
       <w:r>
         <w:rPr>
-          <w:lang w:val="ar_AE" w:bidi="ar_AE"/>
-        </w:rPr>
-      </w:r>
-      <w:r>
-        <w:rPr>
+          <w:rtl/>
+          <w:cs/>
+          <w:lang w:val="ar_AE" w:bidi="ar_AE"/>
+        </w:rPr>
+      </w:r>
+      <w:r>
+        <w:rPr>
+          <w:rtl/>
+          <w:cs/>
           <w:lang w:val="ar_AE" w:bidi="ar_AE"/>
         </w:rPr>
         <w:t>لأنَّ النبوة المكتوبة لا تأتي من تفكير النبي ولا أي نبوة من إرادة رجُل، بل من رجال مسوقين بالروح القدس الذين تكلموا من عند ٱللهِ.</w:t>
       </w:r>
       <w:r>
         <w:rPr>
-          <w:lang w:val="ar_AE" w:bidi="ar_AE"/>
-        </w:rPr>
-      </w:r>
-      <w:r>
-        <w:rPr>
-          <w:lang w:val="ar_AE" w:bidi="ar_AE"/>
-        </w:rPr>
-      </w:r>
-    </w:p>
-    <w:p>
-      <w:pPr>
-        <w:bidi/>
-      </w:pPr>
-      <w:r>
-        <w:rPr>
+          <w:rtl/>
+          <w:cs/>
+          <w:lang w:val="ar_AE" w:bidi="ar_AE"/>
+        </w:rPr>
+      </w:r>
+      <w:r>
+        <w:rPr>
+          <w:rtl/>
+          <w:cs/>
+          <w:lang w:val="ar_AE" w:bidi="ar_AE"/>
+        </w:rPr>
+      </w:r>
+    </w:p>
+    <w:p>
+      <w:pPr>
+        <w:bidi/>
+      </w:pPr>
+      <w:r>
+        <w:rPr>
+          <w:rtl/>
+          <w:cs/>
           <w:lang w:val="ar_AE" w:bidi="ar_AE"/>
         </w:rPr>
       </w:r>
@@ -897,28 +1117,36 @@
       </w:pPr>
       <w:r>
         <w:rPr>
+          <w:rtl/>
+          <w:cs/>
           <w:lang w:val="ar_AE" w:bidi="ar_AE"/>
         </w:rPr>
         <w:t>٢ بطرس ٢: ١</w:t>
       </w:r>
       <w:r>
         <w:rPr>
-          <w:lang w:val="ar_AE" w:bidi="ar_AE"/>
-        </w:rPr>
-      </w:r>
-    </w:p>
-    <w:p>
-      <w:pPr>
-        <w:bidi/>
-      </w:pPr>
-      <w:r>
-        <w:rPr>
+          <w:rtl/>
+          <w:cs/>
+          <w:lang w:val="ar_AE" w:bidi="ar_AE"/>
+        </w:rPr>
+      </w:r>
+    </w:p>
+    <w:p>
+      <w:pPr>
+        <w:bidi/>
+      </w:pPr>
+      <w:r>
+        <w:rPr>
+          <w:rtl/>
+          <w:cs/>
           <w:lang w:val="ar_AE" w:bidi="ar_AE"/>
         </w:rPr>
       </w:r>
       <w:r>
         <w:rPr>
           <w:b/>
+          <w:rtl/>
+          <w:cs/>
           <w:lang w:val="ar_AE" w:bidi="ar_AE"/>
         </w:rPr>
         <w:t>ماذا سيجلب المعلمون الكذبة سرًا للمؤمنين؟</w:t>
@@ -930,32 +1158,42 @@
       </w:pPr>
       <w:r>
         <w:rPr>
-          <w:lang w:val="ar_AE" w:bidi="ar_AE"/>
-        </w:rPr>
-      </w:r>
-      <w:r>
-        <w:rPr>
+          <w:rtl/>
+          <w:cs/>
+          <w:lang w:val="ar_AE" w:bidi="ar_AE"/>
+        </w:rPr>
+      </w:r>
+      <w:r>
+        <w:rPr>
+          <w:rtl/>
+          <w:cs/>
           <w:lang w:val="ar_AE" w:bidi="ar_AE"/>
         </w:rPr>
         <w:t>سيجلب المعلِّمون الكذَبة بِدعًا مُدمِّرة للمؤمنين.</w:t>
       </w:r>
       <w:r>
         <w:rPr>
-          <w:lang w:val="ar_AE" w:bidi="ar_AE"/>
-        </w:rPr>
-      </w:r>
-      <w:r>
-        <w:rPr>
-          <w:lang w:val="ar_AE" w:bidi="ar_AE"/>
-        </w:rPr>
-      </w:r>
-    </w:p>
-    <w:p>
-      <w:pPr>
-        <w:bidi/>
-      </w:pPr>
-      <w:r>
-        <w:rPr>
+          <w:rtl/>
+          <w:cs/>
+          <w:lang w:val="ar_AE" w:bidi="ar_AE"/>
+        </w:rPr>
+      </w:r>
+      <w:r>
+        <w:rPr>
+          <w:rtl/>
+          <w:cs/>
+          <w:lang w:val="ar_AE" w:bidi="ar_AE"/>
+        </w:rPr>
+      </w:r>
+    </w:p>
+    <w:p>
+      <w:pPr>
+        <w:bidi/>
+      </w:pPr>
+      <w:r>
+        <w:rPr>
+          <w:rtl/>
+          <w:cs/>
           <w:lang w:val="ar_AE" w:bidi="ar_AE"/>
         </w:rPr>
       </w:r>
@@ -967,28 +1205,36 @@
       </w:pPr>
       <w:r>
         <w:rPr>
+          <w:rtl/>
+          <w:cs/>
           <w:lang w:val="ar_AE" w:bidi="ar_AE"/>
         </w:rPr>
         <w:t>٢ بطرس ٢: ١ (#٢)</w:t>
       </w:r>
       <w:r>
         <w:rPr>
-          <w:lang w:val="ar_AE" w:bidi="ar_AE"/>
-        </w:rPr>
-      </w:r>
-    </w:p>
-    <w:p>
-      <w:pPr>
-        <w:bidi/>
-      </w:pPr>
-      <w:r>
-        <w:rPr>
+          <w:rtl/>
+          <w:cs/>
+          <w:lang w:val="ar_AE" w:bidi="ar_AE"/>
+        </w:rPr>
+      </w:r>
+    </w:p>
+    <w:p>
+      <w:pPr>
+        <w:bidi/>
+      </w:pPr>
+      <w:r>
+        <w:rPr>
+          <w:rtl/>
+          <w:cs/>
           <w:lang w:val="ar_AE" w:bidi="ar_AE"/>
         </w:rPr>
       </w:r>
       <w:r>
         <w:rPr>
           <w:b/>
+          <w:rtl/>
+          <w:cs/>
           <w:lang w:val="ar_AE" w:bidi="ar_AE"/>
         </w:rPr>
         <w:t>ماذا سيحدث للمُعلِّمين الكَذَبة؟</w:t>
@@ -1000,32 +1246,42 @@
       </w:pPr>
       <w:r>
         <w:rPr>
-          <w:lang w:val="ar_AE" w:bidi="ar_AE"/>
-        </w:rPr>
-      </w:r>
-      <w:r>
-        <w:rPr>
+          <w:rtl/>
+          <w:cs/>
+          <w:lang w:val="ar_AE" w:bidi="ar_AE"/>
+        </w:rPr>
+      </w:r>
+      <w:r>
+        <w:rPr>
+          <w:rtl/>
+          <w:cs/>
           <w:lang w:val="ar_AE" w:bidi="ar_AE"/>
         </w:rPr>
         <w:t>سيجلب المعلِّمون الكَذَبة الهلاك السريع على أنفسهم.</w:t>
       </w:r>
       <w:r>
         <w:rPr>
-          <w:lang w:val="ar_AE" w:bidi="ar_AE"/>
-        </w:rPr>
-      </w:r>
-      <w:r>
-        <w:rPr>
-          <w:lang w:val="ar_AE" w:bidi="ar_AE"/>
-        </w:rPr>
-      </w:r>
-    </w:p>
-    <w:p>
-      <w:pPr>
-        <w:bidi/>
-      </w:pPr>
-      <w:r>
-        <w:rPr>
+          <w:rtl/>
+          <w:cs/>
+          <w:lang w:val="ar_AE" w:bidi="ar_AE"/>
+        </w:rPr>
+      </w:r>
+      <w:r>
+        <w:rPr>
+          <w:rtl/>
+          <w:cs/>
+          <w:lang w:val="ar_AE" w:bidi="ar_AE"/>
+        </w:rPr>
+      </w:r>
+    </w:p>
+    <w:p>
+      <w:pPr>
+        <w:bidi/>
+      </w:pPr>
+      <w:r>
+        <w:rPr>
+          <w:rtl/>
+          <w:cs/>
           <w:lang w:val="ar_AE" w:bidi="ar_AE"/>
         </w:rPr>
       </w:r>
@@ -1037,28 +1293,36 @@
       </w:pPr>
       <w:r>
         <w:rPr>
+          <w:rtl/>
+          <w:cs/>
           <w:lang w:val="ar_AE" w:bidi="ar_AE"/>
         </w:rPr>
         <w:t>٢ بطرس ٢: ١–٣</w:t>
       </w:r>
       <w:r>
         <w:rPr>
-          <w:lang w:val="ar_AE" w:bidi="ar_AE"/>
-        </w:rPr>
-      </w:r>
-    </w:p>
-    <w:p>
-      <w:pPr>
-        <w:bidi/>
-      </w:pPr>
-      <w:r>
-        <w:rPr>
+          <w:rtl/>
+          <w:cs/>
+          <w:lang w:val="ar_AE" w:bidi="ar_AE"/>
+        </w:rPr>
+      </w:r>
+    </w:p>
+    <w:p>
+      <w:pPr>
+        <w:bidi/>
+      </w:pPr>
+      <w:r>
+        <w:rPr>
+          <w:rtl/>
+          <w:cs/>
           <w:lang w:val="ar_AE" w:bidi="ar_AE"/>
         </w:rPr>
       </w:r>
       <w:r>
         <w:rPr>
           <w:b/>
+          <w:rtl/>
+          <w:cs/>
           <w:lang w:val="ar_AE" w:bidi="ar_AE"/>
         </w:rPr>
         <w:t>ماذا سيفعل المعلِّمون الكَذَبة بالكلمات المُضلِّلة؟</w:t>
@@ -1070,32 +1334,42 @@
       </w:pPr>
       <w:r>
         <w:rPr>
-          <w:lang w:val="ar_AE" w:bidi="ar_AE"/>
-        </w:rPr>
-      </w:r>
-      <w:r>
-        <w:rPr>
+          <w:rtl/>
+          <w:cs/>
+          <w:lang w:val="ar_AE" w:bidi="ar_AE"/>
+        </w:rPr>
+      </w:r>
+      <w:r>
+        <w:rPr>
+          <w:rtl/>
+          <w:cs/>
           <w:lang w:val="ar_AE" w:bidi="ar_AE"/>
         </w:rPr>
         <w:t>يجني المعلِّمون الكذَبة الربح من الإخوة بجشع.</w:t>
       </w:r>
       <w:r>
         <w:rPr>
-          <w:lang w:val="ar_AE" w:bidi="ar_AE"/>
-        </w:rPr>
-      </w:r>
-      <w:r>
-        <w:rPr>
-          <w:lang w:val="ar_AE" w:bidi="ar_AE"/>
-        </w:rPr>
-      </w:r>
-    </w:p>
-    <w:p>
-      <w:pPr>
-        <w:bidi/>
-      </w:pPr>
-      <w:r>
-        <w:rPr>
+          <w:rtl/>
+          <w:cs/>
+          <w:lang w:val="ar_AE" w:bidi="ar_AE"/>
+        </w:rPr>
+      </w:r>
+      <w:r>
+        <w:rPr>
+          <w:rtl/>
+          <w:cs/>
+          <w:lang w:val="ar_AE" w:bidi="ar_AE"/>
+        </w:rPr>
+      </w:r>
+    </w:p>
+    <w:p>
+      <w:pPr>
+        <w:bidi/>
+      </w:pPr>
+      <w:r>
+        <w:rPr>
+          <w:rtl/>
+          <w:cs/>
           <w:lang w:val="ar_AE" w:bidi="ar_AE"/>
         </w:rPr>
       </w:r>
@@ -1107,28 +1381,36 @@
       </w:pPr>
       <w:r>
         <w:rPr>
+          <w:rtl/>
+          <w:cs/>
           <w:lang w:val="ar_AE" w:bidi="ar_AE"/>
         </w:rPr>
         <w:t>٢ بطرس ٢: ٤–٦</w:t>
       </w:r>
       <w:r>
         <w:rPr>
-          <w:lang w:val="ar_AE" w:bidi="ar_AE"/>
-        </w:rPr>
-      </w:r>
-    </w:p>
-    <w:p>
-      <w:pPr>
-        <w:bidi/>
-      </w:pPr>
-      <w:r>
-        <w:rPr>
+          <w:rtl/>
+          <w:cs/>
+          <w:lang w:val="ar_AE" w:bidi="ar_AE"/>
+        </w:rPr>
+      </w:r>
+    </w:p>
+    <w:p>
+      <w:pPr>
+        <w:bidi/>
+      </w:pPr>
+      <w:r>
+        <w:rPr>
+          <w:rtl/>
+          <w:cs/>
           <w:lang w:val="ar_AE" w:bidi="ar_AE"/>
         </w:rPr>
       </w:r>
       <w:r>
         <w:rPr>
           <w:b/>
+          <w:rtl/>
+          <w:cs/>
           <w:lang w:val="ar_AE" w:bidi="ar_AE"/>
         </w:rPr>
         <w:t>مَن الذي لم يُشفِق عليه ٱلله؟</w:t>
@@ -1140,32 +1422,42 @@
       </w:pPr>
       <w:r>
         <w:rPr>
-          <w:lang w:val="ar_AE" w:bidi="ar_AE"/>
-        </w:rPr>
-      </w:r>
-      <w:r>
-        <w:rPr>
+          <w:rtl/>
+          <w:cs/>
+          <w:lang w:val="ar_AE" w:bidi="ar_AE"/>
+        </w:rPr>
+      </w:r>
+      <w:r>
+        <w:rPr>
+          <w:rtl/>
+          <w:cs/>
           <w:lang w:val="ar_AE" w:bidi="ar_AE"/>
         </w:rPr>
         <w:t xml:space="preserve">لم يُشفق اللهُ على الملائكة الذين أخطأوا ولا على العالَم القديم ولا على مُدن سدوم وعموره. </w:t>
       </w:r>
       <w:r>
         <w:rPr>
-          <w:lang w:val="ar_AE" w:bidi="ar_AE"/>
-        </w:rPr>
-      </w:r>
-      <w:r>
-        <w:rPr>
-          <w:lang w:val="ar_AE" w:bidi="ar_AE"/>
-        </w:rPr>
-      </w:r>
-    </w:p>
-    <w:p>
-      <w:pPr>
-        <w:bidi/>
-      </w:pPr>
-      <w:r>
-        <w:rPr>
+          <w:rtl/>
+          <w:cs/>
+          <w:lang w:val="ar_AE" w:bidi="ar_AE"/>
+        </w:rPr>
+      </w:r>
+      <w:r>
+        <w:rPr>
+          <w:rtl/>
+          <w:cs/>
+          <w:lang w:val="ar_AE" w:bidi="ar_AE"/>
+        </w:rPr>
+      </w:r>
+    </w:p>
+    <w:p>
+      <w:pPr>
+        <w:bidi/>
+      </w:pPr>
+      <w:r>
+        <w:rPr>
+          <w:rtl/>
+          <w:cs/>
           <w:lang w:val="ar_AE" w:bidi="ar_AE"/>
         </w:rPr>
       </w:r>
@@ -1177,28 +1469,36 @@
       </w:pPr>
       <w:r>
         <w:rPr>
+          <w:rtl/>
+          <w:cs/>
           <w:lang w:val="ar_AE" w:bidi="ar_AE"/>
         </w:rPr>
         <w:t>٢ بطرس ٢: ٥</w:t>
       </w:r>
       <w:r>
         <w:rPr>
-          <w:lang w:val="ar_AE" w:bidi="ar_AE"/>
-        </w:rPr>
-      </w:r>
-    </w:p>
-    <w:p>
-      <w:pPr>
-        <w:bidi/>
-      </w:pPr>
-      <w:r>
-        <w:rPr>
+          <w:rtl/>
+          <w:cs/>
+          <w:lang w:val="ar_AE" w:bidi="ar_AE"/>
+        </w:rPr>
+      </w:r>
+    </w:p>
+    <w:p>
+      <w:pPr>
+        <w:bidi/>
+      </w:pPr>
+      <w:r>
+        <w:rPr>
+          <w:rtl/>
+          <w:cs/>
           <w:lang w:val="ar_AE" w:bidi="ar_AE"/>
         </w:rPr>
       </w:r>
       <w:r>
         <w:rPr>
           <w:b/>
+          <w:rtl/>
+          <w:cs/>
           <w:lang w:val="ar_AE" w:bidi="ar_AE"/>
         </w:rPr>
         <w:t>مَن الذي حفظه ٱلله في الطوفان؟</w:t>
@@ -1210,32 +1510,42 @@
       </w:pPr>
       <w:r>
         <w:rPr>
-          <w:lang w:val="ar_AE" w:bidi="ar_AE"/>
-        </w:rPr>
-      </w:r>
-      <w:r>
-        <w:rPr>
+          <w:rtl/>
+          <w:cs/>
+          <w:lang w:val="ar_AE" w:bidi="ar_AE"/>
+        </w:rPr>
+      </w:r>
+      <w:r>
+        <w:rPr>
+          <w:rtl/>
+          <w:cs/>
           <w:lang w:val="ar_AE" w:bidi="ar_AE"/>
         </w:rPr>
         <w:t>حفظ الله نوحًا مع (سبعة) آخرين.</w:t>
       </w:r>
       <w:r>
         <w:rPr>
-          <w:lang w:val="ar_AE" w:bidi="ar_AE"/>
-        </w:rPr>
-      </w:r>
-      <w:r>
-        <w:rPr>
-          <w:lang w:val="ar_AE" w:bidi="ar_AE"/>
-        </w:rPr>
-      </w:r>
-    </w:p>
-    <w:p>
-      <w:pPr>
-        <w:bidi/>
-      </w:pPr>
-      <w:r>
-        <w:rPr>
+          <w:rtl/>
+          <w:cs/>
+          <w:lang w:val="ar_AE" w:bidi="ar_AE"/>
+        </w:rPr>
+      </w:r>
+      <w:r>
+        <w:rPr>
+          <w:rtl/>
+          <w:cs/>
+          <w:lang w:val="ar_AE" w:bidi="ar_AE"/>
+        </w:rPr>
+      </w:r>
+    </w:p>
+    <w:p>
+      <w:pPr>
+        <w:bidi/>
+      </w:pPr>
+      <w:r>
+        <w:rPr>
+          <w:rtl/>
+          <w:cs/>
           <w:lang w:val="ar_AE" w:bidi="ar_AE"/>
         </w:rPr>
       </w:r>
@@ -1247,28 +1557,36 @@
       </w:pPr>
       <w:r>
         <w:rPr>
+          <w:rtl/>
+          <w:cs/>
           <w:lang w:val="ar_AE" w:bidi="ar_AE"/>
         </w:rPr>
         <w:t>٢ بطرس ٢: ٩</w:t>
       </w:r>
       <w:r>
         <w:rPr>
-          <w:lang w:val="ar_AE" w:bidi="ar_AE"/>
-        </w:rPr>
-      </w:r>
-    </w:p>
-    <w:p>
-      <w:pPr>
-        <w:bidi/>
-      </w:pPr>
-      <w:r>
-        <w:rPr>
+          <w:rtl/>
+          <w:cs/>
+          <w:lang w:val="ar_AE" w:bidi="ar_AE"/>
+        </w:rPr>
+      </w:r>
+    </w:p>
+    <w:p>
+      <w:pPr>
+        <w:bidi/>
+      </w:pPr>
+      <w:r>
+        <w:rPr>
+          <w:rtl/>
+          <w:cs/>
           <w:lang w:val="ar_AE" w:bidi="ar_AE"/>
         </w:rPr>
       </w:r>
       <w:r>
         <w:rPr>
           <w:b/>
+          <w:rtl/>
+          <w:cs/>
           <w:lang w:val="ar_AE" w:bidi="ar_AE"/>
         </w:rPr>
         <w:t>ماذا أظهر ٱلله بعدم الشفقة على البعض والحفاظ على الآخرين؟</w:t>
@@ -1280,32 +1598,42 @@
       </w:pPr>
       <w:r>
         <w:rPr>
-          <w:lang w:val="ar_AE" w:bidi="ar_AE"/>
-        </w:rPr>
-      </w:r>
-      <w:r>
-        <w:rPr>
+          <w:rtl/>
+          <w:cs/>
+          <w:lang w:val="ar_AE" w:bidi="ar_AE"/>
+        </w:rPr>
+      </w:r>
+      <w:r>
+        <w:rPr>
+          <w:rtl/>
+          <w:cs/>
           <w:lang w:val="ar_AE" w:bidi="ar_AE"/>
         </w:rPr>
         <w:t>أظهرت أفعال الله أنَّ الرب يعرف كيف ينقذ الرجال الأتقياء وكيف يحفظ الأثمَة محبوسين.</w:t>
       </w:r>
       <w:r>
         <w:rPr>
-          <w:lang w:val="ar_AE" w:bidi="ar_AE"/>
-        </w:rPr>
-      </w:r>
-      <w:r>
-        <w:rPr>
-          <w:lang w:val="ar_AE" w:bidi="ar_AE"/>
-        </w:rPr>
-      </w:r>
-    </w:p>
-    <w:p>
-      <w:pPr>
-        <w:bidi/>
-      </w:pPr>
-      <w:r>
-        <w:rPr>
+          <w:rtl/>
+          <w:cs/>
+          <w:lang w:val="ar_AE" w:bidi="ar_AE"/>
+        </w:rPr>
+      </w:r>
+      <w:r>
+        <w:rPr>
+          <w:rtl/>
+          <w:cs/>
+          <w:lang w:val="ar_AE" w:bidi="ar_AE"/>
+        </w:rPr>
+      </w:r>
+    </w:p>
+    <w:p>
+      <w:pPr>
+        <w:bidi/>
+      </w:pPr>
+      <w:r>
+        <w:rPr>
+          <w:rtl/>
+          <w:cs/>
           <w:lang w:val="ar_AE" w:bidi="ar_AE"/>
         </w:rPr>
       </w:r>
@@ -1317,28 +1645,36 @@
       </w:pPr>
       <w:r>
         <w:rPr>
+          <w:rtl/>
+          <w:cs/>
           <w:lang w:val="ar_AE" w:bidi="ar_AE"/>
         </w:rPr>
         <w:t>٢ بطرس ٢: ١٠–١١</w:t>
       </w:r>
       <w:r>
         <w:rPr>
-          <w:lang w:val="ar_AE" w:bidi="ar_AE"/>
-        </w:rPr>
-      </w:r>
-    </w:p>
-    <w:p>
-      <w:pPr>
-        <w:bidi/>
-      </w:pPr>
-      <w:r>
-        <w:rPr>
+          <w:rtl/>
+          <w:cs/>
+          <w:lang w:val="ar_AE" w:bidi="ar_AE"/>
+        </w:rPr>
+      </w:r>
+    </w:p>
+    <w:p>
+      <w:pPr>
+        <w:bidi/>
+      </w:pPr>
+      <w:r>
+        <w:rPr>
+          <w:rtl/>
+          <w:cs/>
           <w:lang w:val="ar_AE" w:bidi="ar_AE"/>
         </w:rPr>
       </w:r>
       <w:r>
         <w:rPr>
           <w:b/>
+          <w:rtl/>
+          <w:cs/>
           <w:lang w:val="ar_AE" w:bidi="ar_AE"/>
         </w:rPr>
         <w:t>مَن ذوو الأمجاد الذين لم يخشَ الفاسقون التجديف عليهم؟</w:t>
@@ -1350,32 +1686,42 @@
       </w:pPr>
       <w:r>
         <w:rPr>
-          <w:lang w:val="ar_AE" w:bidi="ar_AE"/>
-        </w:rPr>
-      </w:r>
-      <w:r>
-        <w:rPr>
+          <w:rtl/>
+          <w:cs/>
+          <w:lang w:val="ar_AE" w:bidi="ar_AE"/>
+        </w:rPr>
+      </w:r>
+      <w:r>
+        <w:rPr>
+          <w:rtl/>
+          <w:cs/>
           <w:lang w:val="ar_AE" w:bidi="ar_AE"/>
         </w:rPr>
         <w:t>الملائكة هُم ذوو الأمجاد، الذين لا يجلبون أحكامًا مُهينة أمام الرب ضد الأثَمة.</w:t>
       </w:r>
       <w:r>
         <w:rPr>
-          <w:lang w:val="ar_AE" w:bidi="ar_AE"/>
-        </w:rPr>
-      </w:r>
-      <w:r>
-        <w:rPr>
-          <w:lang w:val="ar_AE" w:bidi="ar_AE"/>
-        </w:rPr>
-      </w:r>
-    </w:p>
-    <w:p>
-      <w:pPr>
-        <w:bidi/>
-      </w:pPr>
-      <w:r>
-        <w:rPr>
+          <w:rtl/>
+          <w:cs/>
+          <w:lang w:val="ar_AE" w:bidi="ar_AE"/>
+        </w:rPr>
+      </w:r>
+      <w:r>
+        <w:rPr>
+          <w:rtl/>
+          <w:cs/>
+          <w:lang w:val="ar_AE" w:bidi="ar_AE"/>
+        </w:rPr>
+      </w:r>
+    </w:p>
+    <w:p>
+      <w:pPr>
+        <w:bidi/>
+      </w:pPr>
+      <w:r>
+        <w:rPr>
+          <w:rtl/>
+          <w:cs/>
           <w:lang w:val="ar_AE" w:bidi="ar_AE"/>
         </w:rPr>
       </w:r>
@@ -1387,28 +1733,36 @@
       </w:pPr>
       <w:r>
         <w:rPr>
+          <w:rtl/>
+          <w:cs/>
           <w:lang w:val="ar_AE" w:bidi="ar_AE"/>
         </w:rPr>
         <w:t>٢ بطرس ٢: ١٤</w:t>
       </w:r>
       <w:r>
         <w:rPr>
-          <w:lang w:val="ar_AE" w:bidi="ar_AE"/>
-        </w:rPr>
-      </w:r>
-    </w:p>
-    <w:p>
-      <w:pPr>
-        <w:bidi/>
-      </w:pPr>
-      <w:r>
-        <w:rPr>
+          <w:rtl/>
+          <w:cs/>
+          <w:lang w:val="ar_AE" w:bidi="ar_AE"/>
+        </w:rPr>
+      </w:r>
+    </w:p>
+    <w:p>
+      <w:pPr>
+        <w:bidi/>
+      </w:pPr>
+      <w:r>
+        <w:rPr>
+          <w:rtl/>
+          <w:cs/>
           <w:lang w:val="ar_AE" w:bidi="ar_AE"/>
         </w:rPr>
       </w:r>
       <w:r>
         <w:rPr>
           <w:b/>
+          <w:rtl/>
+          <w:cs/>
           <w:lang w:val="ar_AE" w:bidi="ar_AE"/>
         </w:rPr>
         <w:t>مَن يغوي المعلِّمون الكَذَبة؟</w:t>
@@ -1420,32 +1774,42 @@
       </w:pPr>
       <w:r>
         <w:rPr>
-          <w:lang w:val="ar_AE" w:bidi="ar_AE"/>
-        </w:rPr>
-      </w:r>
-      <w:r>
-        <w:rPr>
+          <w:rtl/>
+          <w:cs/>
+          <w:lang w:val="ar_AE" w:bidi="ar_AE"/>
+        </w:rPr>
+      </w:r>
+      <w:r>
+        <w:rPr>
+          <w:rtl/>
+          <w:cs/>
           <w:lang w:val="ar_AE" w:bidi="ar_AE"/>
         </w:rPr>
         <w:t>يغوي المُعلِّمون الكَذَبة النفوس غير الثابتة.</w:t>
       </w:r>
       <w:r>
         <w:rPr>
-          <w:lang w:val="ar_AE" w:bidi="ar_AE"/>
-        </w:rPr>
-      </w:r>
-      <w:r>
-        <w:rPr>
-          <w:lang w:val="ar_AE" w:bidi="ar_AE"/>
-        </w:rPr>
-      </w:r>
-    </w:p>
-    <w:p>
-      <w:pPr>
-        <w:bidi/>
-      </w:pPr>
-      <w:r>
-        <w:rPr>
+          <w:rtl/>
+          <w:cs/>
+          <w:lang w:val="ar_AE" w:bidi="ar_AE"/>
+        </w:rPr>
+      </w:r>
+      <w:r>
+        <w:rPr>
+          <w:rtl/>
+          <w:cs/>
+          <w:lang w:val="ar_AE" w:bidi="ar_AE"/>
+        </w:rPr>
+      </w:r>
+    </w:p>
+    <w:p>
+      <w:pPr>
+        <w:bidi/>
+      </w:pPr>
+      <w:r>
+        <w:rPr>
+          <w:rtl/>
+          <w:cs/>
           <w:lang w:val="ar_AE" w:bidi="ar_AE"/>
         </w:rPr>
       </w:r>
@@ -1457,28 +1821,36 @@
       </w:pPr>
       <w:r>
         <w:rPr>
+          <w:rtl/>
+          <w:cs/>
           <w:lang w:val="ar_AE" w:bidi="ar_AE"/>
         </w:rPr>
         <w:t>٢ بطرس ٢: ١٥–١٦</w:t>
       </w:r>
       <w:r>
         <w:rPr>
-          <w:lang w:val="ar_AE" w:bidi="ar_AE"/>
-        </w:rPr>
-      </w:r>
-    </w:p>
-    <w:p>
-      <w:pPr>
-        <w:bidi/>
-      </w:pPr>
-      <w:r>
-        <w:rPr>
+          <w:rtl/>
+          <w:cs/>
+          <w:lang w:val="ar_AE" w:bidi="ar_AE"/>
+        </w:rPr>
+      </w:r>
+    </w:p>
+    <w:p>
+      <w:pPr>
+        <w:bidi/>
+      </w:pPr>
+      <w:r>
+        <w:rPr>
+          <w:rtl/>
+          <w:cs/>
           <w:lang w:val="ar_AE" w:bidi="ar_AE"/>
         </w:rPr>
       </w:r>
       <w:r>
         <w:rPr>
           <w:b/>
+          <w:rtl/>
+          <w:cs/>
           <w:lang w:val="ar_AE" w:bidi="ar_AE"/>
         </w:rPr>
         <w:t>مَن الذي أوقف جنون النبي بَلْعَامَ؟</w:t>
@@ -1490,32 +1862,42 @@
       </w:pPr>
       <w:r>
         <w:rPr>
-          <w:lang w:val="ar_AE" w:bidi="ar_AE"/>
-        </w:rPr>
-      </w:r>
-      <w:r>
-        <w:rPr>
+          <w:rtl/>
+          <w:cs/>
+          <w:lang w:val="ar_AE" w:bidi="ar_AE"/>
+        </w:rPr>
+      </w:r>
+      <w:r>
+        <w:rPr>
+          <w:rtl/>
+          <w:cs/>
           <w:lang w:val="ar_AE" w:bidi="ar_AE"/>
         </w:rPr>
         <w:t>أوقف بَلْعَام حمارًا أخرس يتحدث بصوت بشري.</w:t>
       </w:r>
       <w:r>
         <w:rPr>
-          <w:lang w:val="ar_AE" w:bidi="ar_AE"/>
-        </w:rPr>
-      </w:r>
-      <w:r>
-        <w:rPr>
-          <w:lang w:val="ar_AE" w:bidi="ar_AE"/>
-        </w:rPr>
-      </w:r>
-    </w:p>
-    <w:p>
-      <w:pPr>
-        <w:bidi/>
-      </w:pPr>
-      <w:r>
-        <w:rPr>
+          <w:rtl/>
+          <w:cs/>
+          <w:lang w:val="ar_AE" w:bidi="ar_AE"/>
+        </w:rPr>
+      </w:r>
+      <w:r>
+        <w:rPr>
+          <w:rtl/>
+          <w:cs/>
+          <w:lang w:val="ar_AE" w:bidi="ar_AE"/>
+        </w:rPr>
+      </w:r>
+    </w:p>
+    <w:p>
+      <w:pPr>
+        <w:bidi/>
+      </w:pPr>
+      <w:r>
+        <w:rPr>
+          <w:rtl/>
+          <w:cs/>
           <w:lang w:val="ar_AE" w:bidi="ar_AE"/>
         </w:rPr>
       </w:r>
@@ -1527,28 +1909,36 @@
       </w:pPr>
       <w:r>
         <w:rPr>
+          <w:rtl/>
+          <w:cs/>
           <w:lang w:val="ar_AE" w:bidi="ar_AE"/>
         </w:rPr>
         <w:t>٢ بطرس ٢: ١٩</w:t>
       </w:r>
       <w:r>
         <w:rPr>
-          <w:lang w:val="ar_AE" w:bidi="ar_AE"/>
-        </w:rPr>
-      </w:r>
-    </w:p>
-    <w:p>
-      <w:pPr>
-        <w:bidi/>
-      </w:pPr>
-      <w:r>
-        <w:rPr>
+          <w:rtl/>
+          <w:cs/>
+          <w:lang w:val="ar_AE" w:bidi="ar_AE"/>
+        </w:rPr>
+      </w:r>
+    </w:p>
+    <w:p>
+      <w:pPr>
+        <w:bidi/>
+      </w:pPr>
+      <w:r>
+        <w:rPr>
+          <w:rtl/>
+          <w:cs/>
           <w:lang w:val="ar_AE" w:bidi="ar_AE"/>
         </w:rPr>
       </w:r>
       <w:r>
         <w:rPr>
           <w:b/>
+          <w:rtl/>
+          <w:cs/>
           <w:lang w:val="ar_AE" w:bidi="ar_AE"/>
         </w:rPr>
         <w:t>ما الذي يكون الإنسان عبدًا له؟</w:t>
@@ -1560,32 +1950,42 @@
       </w:pPr>
       <w:r>
         <w:rPr>
-          <w:lang w:val="ar_AE" w:bidi="ar_AE"/>
-        </w:rPr>
-      </w:r>
-      <w:r>
-        <w:rPr>
+          <w:rtl/>
+          <w:cs/>
+          <w:lang w:val="ar_AE" w:bidi="ar_AE"/>
+        </w:rPr>
+      </w:r>
+      <w:r>
+        <w:rPr>
+          <w:rtl/>
+          <w:cs/>
           <w:lang w:val="ar_AE" w:bidi="ar_AE"/>
         </w:rPr>
         <w:t>الإنسان عبد لما يغلبه.</w:t>
       </w:r>
       <w:r>
         <w:rPr>
-          <w:lang w:val="ar_AE" w:bidi="ar_AE"/>
-        </w:rPr>
-      </w:r>
-      <w:r>
-        <w:rPr>
-          <w:lang w:val="ar_AE" w:bidi="ar_AE"/>
-        </w:rPr>
-      </w:r>
-    </w:p>
-    <w:p>
-      <w:pPr>
-        <w:bidi/>
-      </w:pPr>
-      <w:r>
-        <w:rPr>
+          <w:rtl/>
+          <w:cs/>
+          <w:lang w:val="ar_AE" w:bidi="ar_AE"/>
+        </w:rPr>
+      </w:r>
+      <w:r>
+        <w:rPr>
+          <w:rtl/>
+          <w:cs/>
+          <w:lang w:val="ar_AE" w:bidi="ar_AE"/>
+        </w:rPr>
+      </w:r>
+    </w:p>
+    <w:p>
+      <w:pPr>
+        <w:bidi/>
+      </w:pPr>
+      <w:r>
+        <w:rPr>
+          <w:rtl/>
+          <w:cs/>
           <w:lang w:val="ar_AE" w:bidi="ar_AE"/>
         </w:rPr>
       </w:r>
@@ -1597,28 +1997,36 @@
       </w:pPr>
       <w:r>
         <w:rPr>
+          <w:rtl/>
+          <w:cs/>
           <w:lang w:val="ar_AE" w:bidi="ar_AE"/>
         </w:rPr>
         <w:t>٢ بطرس ٢: ٢٠–٢١</w:t>
       </w:r>
       <w:r>
         <w:rPr>
-          <w:lang w:val="ar_AE" w:bidi="ar_AE"/>
-        </w:rPr>
-      </w:r>
-    </w:p>
-    <w:p>
-      <w:pPr>
-        <w:bidi/>
-      </w:pPr>
-      <w:r>
-        <w:rPr>
+          <w:rtl/>
+          <w:cs/>
+          <w:lang w:val="ar_AE" w:bidi="ar_AE"/>
+        </w:rPr>
+      </w:r>
+    </w:p>
+    <w:p>
+      <w:pPr>
+        <w:bidi/>
+      </w:pPr>
+      <w:r>
+        <w:rPr>
+          <w:rtl/>
+          <w:cs/>
           <w:lang w:val="ar_AE" w:bidi="ar_AE"/>
         </w:rPr>
       </w:r>
       <w:r>
         <w:rPr>
           <w:b/>
+          <w:rtl/>
+          <w:cs/>
           <w:lang w:val="ar_AE" w:bidi="ar_AE"/>
         </w:rPr>
         <w:t>بالنسبة لأولئك الذين يهربون من شرور العالم بواسطة معرفة يَسوع ٱلْمَسِيحِ ثم يعودون إليها، ما الذي كان مِن الأفضل لهم؟</w:t>
@@ -1630,32 +2038,42 @@
       </w:pPr>
       <w:r>
         <w:rPr>
-          <w:lang w:val="ar_AE" w:bidi="ar_AE"/>
-        </w:rPr>
-      </w:r>
-      <w:r>
-        <w:rPr>
+          <w:rtl/>
+          <w:cs/>
+          <w:lang w:val="ar_AE" w:bidi="ar_AE"/>
+        </w:rPr>
+      </w:r>
+      <w:r>
+        <w:rPr>
+          <w:rtl/>
+          <w:cs/>
           <w:lang w:val="ar_AE" w:bidi="ar_AE"/>
         </w:rPr>
         <w:t>كان مِن الأفضل لهُم لو لم يعرفوا طريق البِر.</w:t>
       </w:r>
       <w:r>
         <w:rPr>
-          <w:lang w:val="ar_AE" w:bidi="ar_AE"/>
-        </w:rPr>
-      </w:r>
-      <w:r>
-        <w:rPr>
-          <w:lang w:val="ar_AE" w:bidi="ar_AE"/>
-        </w:rPr>
-      </w:r>
-    </w:p>
-    <w:p>
-      <w:pPr>
-        <w:bidi/>
-      </w:pPr>
-      <w:r>
-        <w:rPr>
+          <w:rtl/>
+          <w:cs/>
+          <w:lang w:val="ar_AE" w:bidi="ar_AE"/>
+        </w:rPr>
+      </w:r>
+      <w:r>
+        <w:rPr>
+          <w:rtl/>
+          <w:cs/>
+          <w:lang w:val="ar_AE" w:bidi="ar_AE"/>
+        </w:rPr>
+      </w:r>
+    </w:p>
+    <w:p>
+      <w:pPr>
+        <w:bidi/>
+      </w:pPr>
+      <w:r>
+        <w:rPr>
+          <w:rtl/>
+          <w:cs/>
           <w:lang w:val="ar_AE" w:bidi="ar_AE"/>
         </w:rPr>
       </w:r>
@@ -1667,28 +2085,36 @@
       </w:pPr>
       <w:r>
         <w:rPr>
+          <w:rtl/>
+          <w:cs/>
           <w:lang w:val="ar_AE" w:bidi="ar_AE"/>
         </w:rPr>
         <w:t>٢ بطرس ٣: ١–٢</w:t>
       </w:r>
       <w:r>
         <w:rPr>
-          <w:lang w:val="ar_AE" w:bidi="ar_AE"/>
-        </w:rPr>
-      </w:r>
-    </w:p>
-    <w:p>
-      <w:pPr>
-        <w:bidi/>
-      </w:pPr>
-      <w:r>
-        <w:rPr>
+          <w:rtl/>
+          <w:cs/>
+          <w:lang w:val="ar_AE" w:bidi="ar_AE"/>
+        </w:rPr>
+      </w:r>
+    </w:p>
+    <w:p>
+      <w:pPr>
+        <w:bidi/>
+      </w:pPr>
+      <w:r>
+        <w:rPr>
+          <w:rtl/>
+          <w:cs/>
           <w:lang w:val="ar_AE" w:bidi="ar_AE"/>
         </w:rPr>
       </w:r>
       <w:r>
         <w:rPr>
           <w:b/>
+          <w:rtl/>
+          <w:cs/>
           <w:lang w:val="ar_AE" w:bidi="ar_AE"/>
         </w:rPr>
         <w:t>لماذا كتب بطْرس هذه الرسالة الثانية؟</w:t>
@@ -1700,32 +2126,42 @@
       </w:pPr>
       <w:r>
         <w:rPr>
-          <w:lang w:val="ar_AE" w:bidi="ar_AE"/>
-        </w:rPr>
-      </w:r>
-      <w:r>
-        <w:rPr>
+          <w:rtl/>
+          <w:cs/>
+          <w:lang w:val="ar_AE" w:bidi="ar_AE"/>
+        </w:rPr>
+      </w:r>
+      <w:r>
+        <w:rPr>
+          <w:rtl/>
+          <w:cs/>
           <w:lang w:val="ar_AE" w:bidi="ar_AE"/>
         </w:rPr>
         <w:t>كتبها حتى يتذكَّر الأحباء الكلمات التي قالها الأنبياء من قبل وكذا وصية ربهم ومخلصهم.</w:t>
       </w:r>
       <w:r>
         <w:rPr>
-          <w:lang w:val="ar_AE" w:bidi="ar_AE"/>
-        </w:rPr>
-      </w:r>
-      <w:r>
-        <w:rPr>
-          <w:lang w:val="ar_AE" w:bidi="ar_AE"/>
-        </w:rPr>
-      </w:r>
-    </w:p>
-    <w:p>
-      <w:pPr>
-        <w:bidi/>
-      </w:pPr>
-      <w:r>
-        <w:rPr>
+          <w:rtl/>
+          <w:cs/>
+          <w:lang w:val="ar_AE" w:bidi="ar_AE"/>
+        </w:rPr>
+      </w:r>
+      <w:r>
+        <w:rPr>
+          <w:rtl/>
+          <w:cs/>
+          <w:lang w:val="ar_AE" w:bidi="ar_AE"/>
+        </w:rPr>
+      </w:r>
+    </w:p>
+    <w:p>
+      <w:pPr>
+        <w:bidi/>
+      </w:pPr>
+      <w:r>
+        <w:rPr>
+          <w:rtl/>
+          <w:cs/>
           <w:lang w:val="ar_AE" w:bidi="ar_AE"/>
         </w:rPr>
       </w:r>
@@ -1737,28 +2173,36 @@
       </w:pPr>
       <w:r>
         <w:rPr>
+          <w:rtl/>
+          <w:cs/>
           <w:lang w:val="ar_AE" w:bidi="ar_AE"/>
         </w:rPr>
         <w:t>٢ بطرس ٣:٣–٤</w:t>
       </w:r>
       <w:r>
         <w:rPr>
-          <w:lang w:val="ar_AE" w:bidi="ar_AE"/>
-        </w:rPr>
-      </w:r>
-    </w:p>
-    <w:p>
-      <w:pPr>
-        <w:bidi/>
-      </w:pPr>
-      <w:r>
-        <w:rPr>
+          <w:rtl/>
+          <w:cs/>
+          <w:lang w:val="ar_AE" w:bidi="ar_AE"/>
+        </w:rPr>
+      </w:r>
+    </w:p>
+    <w:p>
+      <w:pPr>
+        <w:bidi/>
+      </w:pPr>
+      <w:r>
+        <w:rPr>
+          <w:rtl/>
+          <w:cs/>
           <w:lang w:val="ar_AE" w:bidi="ar_AE"/>
         </w:rPr>
       </w:r>
       <w:r>
         <w:rPr>
           <w:b/>
+          <w:rtl/>
+          <w:cs/>
           <w:lang w:val="ar_AE" w:bidi="ar_AE"/>
         </w:rPr>
         <w:t>ماذا سيقول المستهزئون في الأيام الأخيرة؟</w:t>
@@ -1770,32 +2214,42 @@
       </w:pPr>
       <w:r>
         <w:rPr>
-          <w:lang w:val="ar_AE" w:bidi="ar_AE"/>
-        </w:rPr>
-      </w:r>
-      <w:r>
-        <w:rPr>
+          <w:rtl/>
+          <w:cs/>
+          <w:lang w:val="ar_AE" w:bidi="ar_AE"/>
+        </w:rPr>
+      </w:r>
+      <w:r>
+        <w:rPr>
+          <w:rtl/>
+          <w:cs/>
           <w:lang w:val="ar_AE" w:bidi="ar_AE"/>
         </w:rPr>
         <w:t>سيشكك المستهزئون في موعد مجيء يَسوع ويقولون إن كل الأشياء باقية كما هي منذ بداية الخليقة.</w:t>
       </w:r>
       <w:r>
         <w:rPr>
-          <w:lang w:val="ar_AE" w:bidi="ar_AE"/>
-        </w:rPr>
-      </w:r>
-      <w:r>
-        <w:rPr>
-          <w:lang w:val="ar_AE" w:bidi="ar_AE"/>
-        </w:rPr>
-      </w:r>
-    </w:p>
-    <w:p>
-      <w:pPr>
-        <w:bidi/>
-      </w:pPr>
-      <w:r>
-        <w:rPr>
+          <w:rtl/>
+          <w:cs/>
+          <w:lang w:val="ar_AE" w:bidi="ar_AE"/>
+        </w:rPr>
+      </w:r>
+      <w:r>
+        <w:rPr>
+          <w:rtl/>
+          <w:cs/>
+          <w:lang w:val="ar_AE" w:bidi="ar_AE"/>
+        </w:rPr>
+      </w:r>
+    </w:p>
+    <w:p>
+      <w:pPr>
+        <w:bidi/>
+      </w:pPr>
+      <w:r>
+        <w:rPr>
+          <w:rtl/>
+          <w:cs/>
           <w:lang w:val="ar_AE" w:bidi="ar_AE"/>
         </w:rPr>
       </w:r>
@@ -1807,28 +2261,36 @@
       </w:pPr>
       <w:r>
         <w:rPr>
+          <w:rtl/>
+          <w:cs/>
           <w:lang w:val="ar_AE" w:bidi="ar_AE"/>
         </w:rPr>
         <w:t>٢ بطرس ٣: ٥–٧</w:t>
       </w:r>
       <w:r>
         <w:rPr>
-          <w:lang w:val="ar_AE" w:bidi="ar_AE"/>
-        </w:rPr>
-      </w:r>
-    </w:p>
-    <w:p>
-      <w:pPr>
-        <w:bidi/>
-      </w:pPr>
-      <w:r>
-        <w:rPr>
+          <w:rtl/>
+          <w:cs/>
+          <w:lang w:val="ar_AE" w:bidi="ar_AE"/>
+        </w:rPr>
+      </w:r>
+    </w:p>
+    <w:p>
+      <w:pPr>
+        <w:bidi/>
+      </w:pPr>
+      <w:r>
+        <w:rPr>
+          <w:rtl/>
+          <w:cs/>
           <w:lang w:val="ar_AE" w:bidi="ar_AE"/>
         </w:rPr>
       </w:r>
       <w:r>
         <w:rPr>
           <w:b/>
+          <w:rtl/>
+          <w:cs/>
           <w:lang w:val="ar_AE" w:bidi="ar_AE"/>
         </w:rPr>
         <w:t>كيف أُنشئتْ السماوات والأرض وكيف حُفِظَتْ للنار وليوم الدينونة وهلاك الناس المُستهزئين؟</w:t>
@@ -1840,32 +2302,42 @@
       </w:pPr>
       <w:r>
         <w:rPr>
-          <w:lang w:val="ar_AE" w:bidi="ar_AE"/>
-        </w:rPr>
-      </w:r>
-      <w:r>
-        <w:rPr>
+          <w:rtl/>
+          <w:cs/>
+          <w:lang w:val="ar_AE" w:bidi="ar_AE"/>
+        </w:rPr>
+      </w:r>
+      <w:r>
+        <w:rPr>
+          <w:rtl/>
+          <w:cs/>
           <w:lang w:val="ar_AE" w:bidi="ar_AE"/>
         </w:rPr>
         <w:t>لقد أُنشئتْ وحفظتْ بكلمة ٱللهِ.</w:t>
       </w:r>
       <w:r>
         <w:rPr>
-          <w:lang w:val="ar_AE" w:bidi="ar_AE"/>
-        </w:rPr>
-      </w:r>
-      <w:r>
-        <w:rPr>
-          <w:lang w:val="ar_AE" w:bidi="ar_AE"/>
-        </w:rPr>
-      </w:r>
-    </w:p>
-    <w:p>
-      <w:pPr>
-        <w:bidi/>
-      </w:pPr>
-      <w:r>
-        <w:rPr>
+          <w:rtl/>
+          <w:cs/>
+          <w:lang w:val="ar_AE" w:bidi="ar_AE"/>
+        </w:rPr>
+      </w:r>
+      <w:r>
+        <w:rPr>
+          <w:rtl/>
+          <w:cs/>
+          <w:lang w:val="ar_AE" w:bidi="ar_AE"/>
+        </w:rPr>
+      </w:r>
+    </w:p>
+    <w:p>
+      <w:pPr>
+        <w:bidi/>
+      </w:pPr>
+      <w:r>
+        <w:rPr>
+          <w:rtl/>
+          <w:cs/>
           <w:lang w:val="ar_AE" w:bidi="ar_AE"/>
         </w:rPr>
       </w:r>
@@ -1877,28 +2349,36 @@
       </w:pPr>
       <w:r>
         <w:rPr>
+          <w:rtl/>
+          <w:cs/>
           <w:lang w:val="ar_AE" w:bidi="ar_AE"/>
         </w:rPr>
         <w:t>٢ بطرس ٣: ٩</w:t>
       </w:r>
       <w:r>
         <w:rPr>
-          <w:lang w:val="ar_AE" w:bidi="ar_AE"/>
-        </w:rPr>
-      </w:r>
-    </w:p>
-    <w:p>
-      <w:pPr>
-        <w:bidi/>
-      </w:pPr>
-      <w:r>
-        <w:rPr>
+          <w:rtl/>
+          <w:cs/>
+          <w:lang w:val="ar_AE" w:bidi="ar_AE"/>
+        </w:rPr>
+      </w:r>
+    </w:p>
+    <w:p>
+      <w:pPr>
+        <w:bidi/>
+      </w:pPr>
+      <w:r>
+        <w:rPr>
+          <w:rtl/>
+          <w:cs/>
           <w:lang w:val="ar_AE" w:bidi="ar_AE"/>
         </w:rPr>
       </w:r>
       <w:r>
         <w:rPr>
           <w:b/>
+          <w:rtl/>
+          <w:cs/>
           <w:lang w:val="ar_AE" w:bidi="ar_AE"/>
         </w:rPr>
         <w:t>لماذا كان الربُ صبورًا من جهة الأحباء؟</w:t>
@@ -1910,32 +2390,42 @@
       </w:pPr>
       <w:r>
         <w:rPr>
-          <w:lang w:val="ar_AE" w:bidi="ar_AE"/>
-        </w:rPr>
-      </w:r>
-      <w:r>
-        <w:rPr>
+          <w:rtl/>
+          <w:cs/>
+          <w:lang w:val="ar_AE" w:bidi="ar_AE"/>
+        </w:rPr>
+      </w:r>
+      <w:r>
+        <w:rPr>
+          <w:rtl/>
+          <w:cs/>
           <w:lang w:val="ar_AE" w:bidi="ar_AE"/>
         </w:rPr>
         <w:t>لأنه يرغب ألا يهلكوا، بل أن يكون لدى الجميع فرصة التوبة.</w:t>
       </w:r>
       <w:r>
         <w:rPr>
-          <w:lang w:val="ar_AE" w:bidi="ar_AE"/>
-        </w:rPr>
-      </w:r>
-      <w:r>
-        <w:rPr>
-          <w:lang w:val="ar_AE" w:bidi="ar_AE"/>
-        </w:rPr>
-      </w:r>
-    </w:p>
-    <w:p>
-      <w:pPr>
-        <w:bidi/>
-      </w:pPr>
-      <w:r>
-        <w:rPr>
+          <w:rtl/>
+          <w:cs/>
+          <w:lang w:val="ar_AE" w:bidi="ar_AE"/>
+        </w:rPr>
+      </w:r>
+      <w:r>
+        <w:rPr>
+          <w:rtl/>
+          <w:cs/>
+          <w:lang w:val="ar_AE" w:bidi="ar_AE"/>
+        </w:rPr>
+      </w:r>
+    </w:p>
+    <w:p>
+      <w:pPr>
+        <w:bidi/>
+      </w:pPr>
+      <w:r>
+        <w:rPr>
+          <w:rtl/>
+          <w:cs/>
           <w:lang w:val="ar_AE" w:bidi="ar_AE"/>
         </w:rPr>
       </w:r>
@@ -1947,28 +2437,36 @@
       </w:pPr>
       <w:r>
         <w:rPr>
+          <w:rtl/>
+          <w:cs/>
           <w:lang w:val="ar_AE" w:bidi="ar_AE"/>
         </w:rPr>
         <w:t>٢ بطرس ٣: ١٠</w:t>
       </w:r>
       <w:r>
         <w:rPr>
-          <w:lang w:val="ar_AE" w:bidi="ar_AE"/>
-        </w:rPr>
-      </w:r>
-    </w:p>
-    <w:p>
-      <w:pPr>
-        <w:bidi/>
-      </w:pPr>
-      <w:r>
-        <w:rPr>
+          <w:rtl/>
+          <w:cs/>
+          <w:lang w:val="ar_AE" w:bidi="ar_AE"/>
+        </w:rPr>
+      </w:r>
+    </w:p>
+    <w:p>
+      <w:pPr>
+        <w:bidi/>
+      </w:pPr>
+      <w:r>
+        <w:rPr>
+          <w:rtl/>
+          <w:cs/>
           <w:lang w:val="ar_AE" w:bidi="ar_AE"/>
         </w:rPr>
       </w:r>
       <w:r>
         <w:rPr>
           <w:b/>
+          <w:rtl/>
+          <w:cs/>
           <w:lang w:val="ar_AE" w:bidi="ar_AE"/>
         </w:rPr>
         <w:t>كيف سيأتي يوم الرب؟</w:t>
@@ -1980,32 +2478,42 @@
       </w:pPr>
       <w:r>
         <w:rPr>
-          <w:lang w:val="ar_AE" w:bidi="ar_AE"/>
-        </w:rPr>
-      </w:r>
-      <w:r>
-        <w:rPr>
+          <w:rtl/>
+          <w:cs/>
+          <w:lang w:val="ar_AE" w:bidi="ar_AE"/>
+        </w:rPr>
+      </w:r>
+      <w:r>
+        <w:rPr>
+          <w:rtl/>
+          <w:cs/>
           <w:lang w:val="ar_AE" w:bidi="ar_AE"/>
         </w:rPr>
         <w:t>سيأتي يوم الرب مثل لِصٍّ.</w:t>
       </w:r>
       <w:r>
         <w:rPr>
-          <w:lang w:val="ar_AE" w:bidi="ar_AE"/>
-        </w:rPr>
-      </w:r>
-      <w:r>
-        <w:rPr>
-          <w:lang w:val="ar_AE" w:bidi="ar_AE"/>
-        </w:rPr>
-      </w:r>
-    </w:p>
-    <w:p>
-      <w:pPr>
-        <w:bidi/>
-      </w:pPr>
-      <w:r>
-        <w:rPr>
+          <w:rtl/>
+          <w:cs/>
+          <w:lang w:val="ar_AE" w:bidi="ar_AE"/>
+        </w:rPr>
+      </w:r>
+      <w:r>
+        <w:rPr>
+          <w:rtl/>
+          <w:cs/>
+          <w:lang w:val="ar_AE" w:bidi="ar_AE"/>
+        </w:rPr>
+      </w:r>
+    </w:p>
+    <w:p>
+      <w:pPr>
+        <w:bidi/>
+      </w:pPr>
+      <w:r>
+        <w:rPr>
+          <w:rtl/>
+          <w:cs/>
           <w:lang w:val="ar_AE" w:bidi="ar_AE"/>
         </w:rPr>
       </w:r>
@@ -2017,28 +2525,36 @@
       </w:pPr>
       <w:r>
         <w:rPr>
+          <w:rtl/>
+          <w:cs/>
           <w:lang w:val="ar_AE" w:bidi="ar_AE"/>
         </w:rPr>
         <w:t>٢ بطرس ٣: ١١–١٣</w:t>
       </w:r>
       <w:r>
         <w:rPr>
-          <w:lang w:val="ar_AE" w:bidi="ar_AE"/>
-        </w:rPr>
-      </w:r>
-    </w:p>
-    <w:p>
-      <w:pPr>
-        <w:bidi/>
-      </w:pPr>
-      <w:r>
-        <w:rPr>
+          <w:rtl/>
+          <w:cs/>
+          <w:lang w:val="ar_AE" w:bidi="ar_AE"/>
+        </w:rPr>
+      </w:r>
+    </w:p>
+    <w:p>
+      <w:pPr>
+        <w:bidi/>
+      </w:pPr>
+      <w:r>
+        <w:rPr>
+          <w:rtl/>
+          <w:cs/>
           <w:lang w:val="ar_AE" w:bidi="ar_AE"/>
         </w:rPr>
       </w:r>
       <w:r>
         <w:rPr>
           <w:b/>
+          <w:rtl/>
+          <w:cs/>
           <w:lang w:val="ar_AE" w:bidi="ar_AE"/>
         </w:rPr>
         <w:t>لماذا سأل بطْرس الأحباء عن سمات الشخصيات التي يجب أن يكونوا عليها فيمَا يتعلق بالحياة المقدسة والتقوى؟</w:t>
@@ -2050,32 +2566,42 @@
       </w:pPr>
       <w:r>
         <w:rPr>
-          <w:lang w:val="ar_AE" w:bidi="ar_AE"/>
-        </w:rPr>
-      </w:r>
-      <w:r>
-        <w:rPr>
+          <w:rtl/>
+          <w:cs/>
+          <w:lang w:val="ar_AE" w:bidi="ar_AE"/>
+        </w:rPr>
+      </w:r>
+      <w:r>
+        <w:rPr>
+          <w:rtl/>
+          <w:cs/>
           <w:lang w:val="ar_AE" w:bidi="ar_AE"/>
         </w:rPr>
         <w:t>لأن السماوات والأرض ستُدَمَّر، ولأنهم توقعوا أن يسكن ٱلبِرّ في السماوات الجديدة والأرض الجديدة.</w:t>
       </w:r>
       <w:r>
         <w:rPr>
-          <w:lang w:val="ar_AE" w:bidi="ar_AE"/>
-        </w:rPr>
-      </w:r>
-      <w:r>
-        <w:rPr>
-          <w:lang w:val="ar_AE" w:bidi="ar_AE"/>
-        </w:rPr>
-      </w:r>
-    </w:p>
-    <w:p>
-      <w:pPr>
-        <w:bidi/>
-      </w:pPr>
-      <w:r>
-        <w:rPr>
+          <w:rtl/>
+          <w:cs/>
+          <w:lang w:val="ar_AE" w:bidi="ar_AE"/>
+        </w:rPr>
+      </w:r>
+      <w:r>
+        <w:rPr>
+          <w:rtl/>
+          <w:cs/>
+          <w:lang w:val="ar_AE" w:bidi="ar_AE"/>
+        </w:rPr>
+      </w:r>
+    </w:p>
+    <w:p>
+      <w:pPr>
+        <w:bidi/>
+      </w:pPr>
+      <w:r>
+        <w:rPr>
+          <w:rtl/>
+          <w:cs/>
           <w:lang w:val="ar_AE" w:bidi="ar_AE"/>
         </w:rPr>
       </w:r>
@@ -2087,28 +2613,36 @@
       </w:pPr>
       <w:r>
         <w:rPr>
+          <w:rtl/>
+          <w:cs/>
           <w:lang w:val="ar_AE" w:bidi="ar_AE"/>
         </w:rPr>
         <w:t>٢ بطرس ٣: ١٥–١٦</w:t>
       </w:r>
       <w:r>
         <w:rPr>
-          <w:lang w:val="ar_AE" w:bidi="ar_AE"/>
-        </w:rPr>
-      </w:r>
-    </w:p>
-    <w:p>
-      <w:pPr>
-        <w:bidi/>
-      </w:pPr>
-      <w:r>
-        <w:rPr>
+          <w:rtl/>
+          <w:cs/>
+          <w:lang w:val="ar_AE" w:bidi="ar_AE"/>
+        </w:rPr>
+      </w:r>
+    </w:p>
+    <w:p>
+      <w:pPr>
+        <w:bidi/>
+      </w:pPr>
+      <w:r>
+        <w:rPr>
+          <w:rtl/>
+          <w:cs/>
           <w:lang w:val="ar_AE" w:bidi="ar_AE"/>
         </w:rPr>
       </w:r>
       <w:r>
         <w:rPr>
           <w:b/>
+          <w:rtl/>
+          <w:cs/>
           <w:lang w:val="ar_AE" w:bidi="ar_AE"/>
         </w:rPr>
         <w:t>ماذا سيحدث للرجال الجَهَلة وغير العارفين الذين يشوهون الحكمة المُعطاة لبولس ويشوهون الكتب المقدسة الأخرى؟</w:t>
@@ -2120,32 +2654,42 @@
       </w:pPr>
       <w:r>
         <w:rPr>
-          <w:lang w:val="ar_AE" w:bidi="ar_AE"/>
-        </w:rPr>
-      </w:r>
-      <w:r>
-        <w:rPr>
+          <w:rtl/>
+          <w:cs/>
+          <w:lang w:val="ar_AE" w:bidi="ar_AE"/>
+        </w:rPr>
+      </w:r>
+      <w:r>
+        <w:rPr>
+          <w:rtl/>
+          <w:cs/>
           <w:lang w:val="ar_AE" w:bidi="ar_AE"/>
         </w:rPr>
         <w:t>ستؤدي أفعالهم إلى هلاكهم.</w:t>
       </w:r>
       <w:r>
         <w:rPr>
-          <w:lang w:val="ar_AE" w:bidi="ar_AE"/>
-        </w:rPr>
-      </w:r>
-      <w:r>
-        <w:rPr>
-          <w:lang w:val="ar_AE" w:bidi="ar_AE"/>
-        </w:rPr>
-      </w:r>
-    </w:p>
-    <w:p>
-      <w:pPr>
-        <w:bidi/>
-      </w:pPr>
-      <w:r>
-        <w:rPr>
+          <w:rtl/>
+          <w:cs/>
+          <w:lang w:val="ar_AE" w:bidi="ar_AE"/>
+        </w:rPr>
+      </w:r>
+      <w:r>
+        <w:rPr>
+          <w:rtl/>
+          <w:cs/>
+          <w:lang w:val="ar_AE" w:bidi="ar_AE"/>
+        </w:rPr>
+      </w:r>
+    </w:p>
+    <w:p>
+      <w:pPr>
+        <w:bidi/>
+      </w:pPr>
+      <w:r>
+        <w:rPr>
+          <w:rtl/>
+          <w:cs/>
           <w:lang w:val="ar_AE" w:bidi="ar_AE"/>
         </w:rPr>
       </w:r>
@@ -2157,28 +2701,36 @@
       </w:pPr>
       <w:r>
         <w:rPr>
+          <w:rtl/>
+          <w:cs/>
           <w:lang w:val="ar_AE" w:bidi="ar_AE"/>
         </w:rPr>
         <w:t>٢ بطرس ٣: ١٧–١٨</w:t>
       </w:r>
       <w:r>
         <w:rPr>
-          <w:lang w:val="ar_AE" w:bidi="ar_AE"/>
-        </w:rPr>
-      </w:r>
-    </w:p>
-    <w:p>
-      <w:pPr>
-        <w:bidi/>
-      </w:pPr>
-      <w:r>
-        <w:rPr>
+          <w:rtl/>
+          <w:cs/>
+          <w:lang w:val="ar_AE" w:bidi="ar_AE"/>
+        </w:rPr>
+      </w:r>
+    </w:p>
+    <w:p>
+      <w:pPr>
+        <w:bidi/>
+      </w:pPr>
+      <w:r>
+        <w:rPr>
+          <w:rtl/>
+          <w:cs/>
           <w:lang w:val="ar_AE" w:bidi="ar_AE"/>
         </w:rPr>
       </w:r>
       <w:r>
         <w:rPr>
           <w:b/>
+          <w:rtl/>
+          <w:cs/>
           <w:lang w:val="ar_AE" w:bidi="ar_AE"/>
         </w:rPr>
         <w:t>بدلًا من أن يضلوا بسبب الخداع ويفقدوا إخلاصهم، ماذا أوصى بطْرس الأحباء أن يفعلوا؟</w:t>
@@ -2190,22 +2742,30 @@
       </w:pPr>
       <w:r>
         <w:rPr>
-          <w:lang w:val="ar_AE" w:bidi="ar_AE"/>
-        </w:rPr>
-      </w:r>
-      <w:r>
-        <w:rPr>
+          <w:rtl/>
+          <w:cs/>
+          <w:lang w:val="ar_AE" w:bidi="ar_AE"/>
+        </w:rPr>
+      </w:r>
+      <w:r>
+        <w:rPr>
+          <w:rtl/>
+          <w:cs/>
           <w:lang w:val="ar_AE" w:bidi="ar_AE"/>
         </w:rPr>
         <w:t>أوصاهم أن ينموا في النعمة وفي معرفة ربهم ومخلصهم يَسوع ٱلْمَسِيحِ.</w:t>
       </w:r>
       <w:r>
         <w:rPr>
-          <w:lang w:val="ar_AE" w:bidi="ar_AE"/>
-        </w:rPr>
-      </w:r>
-      <w:r>
-        <w:rPr>
+          <w:rtl/>
+          <w:cs/>
+          <w:lang w:val="ar_AE" w:bidi="ar_AE"/>
+        </w:rPr>
+      </w:r>
+      <w:r>
+        <w:rPr>
+          <w:rtl/>
+          <w:cs/>
           <w:lang w:val="ar_AE" w:bidi="ar_AE"/>
         </w:rPr>
       </w:r>
